--- a/Трпо/ответы.docx
+++ b/Трпо/ответы.docx
@@ -24,7 +24,15 @@
     </w:p>
     <w:p>
       <w:r>
-        <w:t>Бизнес-процессы, существующие в компании делят на четыре группы,</w:t>
+        <w:t xml:space="preserve">Бизнес-процессы, существующие </w:t>
+      </w:r>
+      <w:proofErr w:type="gramStart"/>
+      <w:r>
+        <w:t>в компании</w:t>
+      </w:r>
+      <w:proofErr w:type="gramEnd"/>
+      <w:r>
+        <w:t xml:space="preserve"> делят на четыре группы,</w:t>
       </w:r>
     </w:p>
     <w:p>
@@ -557,12 +565,36 @@
           <w:b/>
           <w:bCs/>
         </w:rPr>
-        <w:t>Чем отличается BPMN от других нотаций для моделирования бизнес-процессов: IDEF, DFD, eEPC, UML?</w:t>
-      </w:r>
-    </w:p>
-    <w:p>
-      <w:r>
-        <w:t xml:space="preserve">Конечно, нотации для моделирования бизнес-процессов существуют давно: IDEF, DFD, eEPC, UML. Но BPMN отличается от них, </w:t>
+        <w:t xml:space="preserve">Чем отличается BPMN от других нотаций для моделирования бизнес-процессов: IDEF, DFD, </w:t>
+      </w:r>
+      <w:proofErr w:type="spellStart"/>
+      <w:r>
+        <w:rPr>
+          <w:b/>
+          <w:bCs/>
+        </w:rPr>
+        <w:t>eEPC</w:t>
+      </w:r>
+      <w:proofErr w:type="spellEnd"/>
+      <w:r>
+        <w:rPr>
+          <w:b/>
+          <w:bCs/>
+        </w:rPr>
+        <w:t>, UML?</w:t>
+      </w:r>
+    </w:p>
+    <w:p>
+      <w:r>
+        <w:t xml:space="preserve">Конечно, нотации для моделирования бизнес-процессов существуют давно: IDEF, DFD, </w:t>
+      </w:r>
+      <w:proofErr w:type="spellStart"/>
+      <w:r>
+        <w:t>eEPC</w:t>
+      </w:r>
+      <w:proofErr w:type="spellEnd"/>
+      <w:r>
+        <w:t xml:space="preserve">, UML. Но BPMN отличается от них, </w:t>
       </w:r>
     </w:p>
     <w:p>
@@ -647,8 +679,17 @@
           <w:b/>
           <w:bCs/>
         </w:rPr>
-        <w:t>Как понимать фразу «Исполняемый BPMN» ?</w:t>
-      </w:r>
+        <w:t>Как понимать фразу «Исполняемый BPMN</w:t>
+      </w:r>
+      <w:proofErr w:type="gramStart"/>
+      <w:r>
+        <w:rPr>
+          <w:b/>
+          <w:bCs/>
+        </w:rPr>
+        <w:t>» ?</w:t>
+      </w:r>
+      <w:proofErr w:type="gramEnd"/>
     </w:p>
     <w:p>
       <w:r>
@@ -657,12 +698,28 @@
     </w:p>
     <w:p>
       <w:r>
-        <w:t>В бизнес-моделировании процессы можно условно разделить на два вида — исполняемые, которые действительно будут работать при помощи специального обеспечения, например, Bizagi, и неисполняемые, т.е. бизнес-модели, необходимые только для изучения и демонстрации вариантов работы предприятия.</w:t>
-      </w:r>
-    </w:p>
-    <w:p>
-      <w:r>
-        <w:t>«Исполняемый BPMN» означает, что нарисованная схема workflow (поток задач процесса) может быть исполнена, то есть автоматизирована.</w:t>
+        <w:t xml:space="preserve">В бизнес-моделировании процессы можно условно разделить на два вида — исполняемые, которые действительно будут работать при помощи специального обеспечения, например, </w:t>
+      </w:r>
+      <w:proofErr w:type="spellStart"/>
+      <w:r>
+        <w:t>Bizagi</w:t>
+      </w:r>
+      <w:proofErr w:type="spellEnd"/>
+      <w:r>
+        <w:t>, и неисполняемые, т.е. бизнес-модели, необходимые только для изучения и демонстрации вариантов работы предприятия.</w:t>
+      </w:r>
+    </w:p>
+    <w:p>
+      <w:r>
+        <w:t xml:space="preserve">«Исполняемый BPMN» означает, что нарисованная схема </w:t>
+      </w:r>
+      <w:proofErr w:type="spellStart"/>
+      <w:r>
+        <w:t>workflow</w:t>
+      </w:r>
+      <w:proofErr w:type="spellEnd"/>
+      <w:r>
+        <w:t xml:space="preserve"> (поток задач процесса) может быть исполнена, то есть автоматизирована.</w:t>
       </w:r>
     </w:p>
     <w:p>
@@ -682,8 +739,17 @@
           <w:b/>
           <w:bCs/>
         </w:rPr>
-        <w:t>Назовите основные категории элементов нотации BPMN (роли,…</w:t>
-      </w:r>
+        <w:t>Назовите основные категории элементов нотации BPMN (</w:t>
+      </w:r>
+      <w:proofErr w:type="gramStart"/>
+      <w:r>
+        <w:rPr>
+          <w:b/>
+          <w:bCs/>
+        </w:rPr>
+        <w:t>роли,…</w:t>
+      </w:r>
+      <w:proofErr w:type="gramEnd"/>
     </w:p>
     <w:p>
       <w:r>
@@ -753,7 +819,15 @@
     </w:p>
     <w:p>
       <w:r>
-        <w:t>События (триггеры) используются для того, чтобы отобразить какое-то происшествие, например, приход сообщения в топик. События могут быть стартовыми, завершающими или промежуточными. Стартовые обозначают начало процесса, завершающие — его окончание, а промежуточные события могут приостанавливать выполнение процесса.</w:t>
+        <w:t xml:space="preserve">События (триггеры) используются для того, чтобы отобразить какое-то происшествие, например, приход сообщения </w:t>
+      </w:r>
+      <w:proofErr w:type="gramStart"/>
+      <w:r>
+        <w:t>в топик</w:t>
+      </w:r>
+      <w:proofErr w:type="gramEnd"/>
+      <w:r>
+        <w:t>. События могут быть стартовыми, завершающими или промежуточными. Стартовые обозначают начало процесса, завершающие — его окончание, а промежуточные события могут приостанавливать выполнение процесса.</w:t>
       </w:r>
     </w:p>
     <w:p>
@@ -902,6 +976,49 @@
       </w:r>
     </w:p>
     <w:p>
+      <w:r>
+        <w:rPr>
+          <w:noProof/>
+        </w:rPr>
+        <w:lastRenderedPageBreak/>
+        <w:drawing>
+          <wp:inline distT="0" distB="0" distL="0" distR="0" wp14:anchorId="1FF4EA38" wp14:editId="1F6CB2D3">
+            <wp:extent cx="5940425" cy="1744345"/>
+            <wp:effectExtent l="0" t="0" r="3175" b="8255"/>
+            <wp:docPr id="31" name="Рисунок 31"/>
+            <wp:cNvGraphicFramePr>
+              <a:graphicFrameLocks xmlns:a="http://schemas.openxmlformats.org/drawingml/2006/main" noChangeAspect="1"/>
+            </wp:cNvGraphicFramePr>
+            <a:graphic xmlns:a="http://schemas.openxmlformats.org/drawingml/2006/main">
+              <a:graphicData uri="http://schemas.openxmlformats.org/drawingml/2006/picture">
+                <pic:pic xmlns:pic="http://schemas.openxmlformats.org/drawingml/2006/picture">
+                  <pic:nvPicPr>
+                    <pic:cNvPr id="1" name=""/>
+                    <pic:cNvPicPr/>
+                  </pic:nvPicPr>
+                  <pic:blipFill>
+                    <a:blip r:embed="rId7"/>
+                    <a:stretch>
+                      <a:fillRect/>
+                    </a:stretch>
+                  </pic:blipFill>
+                  <pic:spPr>
+                    <a:xfrm>
+                      <a:off x="0" y="0"/>
+                      <a:ext cx="5940425" cy="1744345"/>
+                    </a:xfrm>
+                    <a:prstGeom prst="rect">
+                      <a:avLst/>
+                    </a:prstGeom>
+                  </pic:spPr>
+                </pic:pic>
+              </a:graphicData>
+            </a:graphic>
+          </wp:inline>
+        </w:drawing>
+      </w:r>
+    </w:p>
+    <w:p>
       <w:pPr>
         <w:pStyle w:val="a3"/>
         <w:numPr>
@@ -923,11 +1040,15 @@
     </w:p>
     <w:p>
       <w:r>
-        <w:t xml:space="preserve">Действия (или задачи) используются для отображения функций, которые будут выполняться программой. Также как и события, бывают нескольких типов и разные по характеру. Но в своей практике я пришёл к тому, что для описания бизнес-процесса с точки зрения аналитики для айтишной команды бессмысленно использовать все варианты действий, так как зачастую не все </w:t>
-      </w:r>
-      <w:r>
-        <w:lastRenderedPageBreak/>
-        <w:t>знают и понимают различие. А ещё это вызывает небольшой перегруз, но это мое субъективное мнение. Поэтому из всех действий я постоянно использую только два: обычное и «подпроцесс».</w:t>
+        <w:t xml:space="preserve">Действия (или задачи) используются для отображения функций, которые будут выполняться программой. Также как и события, бывают нескольких типов и разные по характеру. Но в своей практике я пришёл к тому, что для описания бизнес-процесса с точки зрения аналитики для </w:t>
+      </w:r>
+      <w:proofErr w:type="spellStart"/>
+      <w:r>
+        <w:t>айтишной</w:t>
+      </w:r>
+      <w:proofErr w:type="spellEnd"/>
+      <w:r>
+        <w:t xml:space="preserve"> команды бессмысленно использовать все варианты действий, так как зачастую не все знают и понимают различие. А ещё это вызывает небольшой перегруз, но это мое субъективное мнение. Поэтому из всех действий я постоянно использую только два: обычное и «подпроцесс».</w:t>
       </w:r>
     </w:p>
     <w:p>
@@ -953,7 +1074,7 @@
                     </pic:cNvPicPr>
                   </pic:nvPicPr>
                   <pic:blipFill>
-                    <a:blip r:embed="rId7">
+                    <a:blip r:embed="rId8">
                       <a:extLst>
                         <a:ext uri="{28A0092B-C50C-407E-A947-70E740481C1C}">
                           <a14:useLocalDpi xmlns:a14="http://schemas.microsoft.com/office/drawing/2010/main" val="0"/>
@@ -1056,7 +1177,7 @@
                     </pic:cNvPicPr>
                   </pic:nvPicPr>
                   <pic:blipFill>
-                    <a:blip r:embed="rId8">
+                    <a:blip r:embed="rId9">
                       <a:extLst>
                         <a:ext uri="{28A0092B-C50C-407E-A947-70E740481C1C}">
                           <a14:useLocalDpi xmlns:a14="http://schemas.microsoft.com/office/drawing/2010/main" val="0"/>
@@ -1111,6 +1232,7 @@
         <w:rPr>
           <w:noProof/>
         </w:rPr>
+        <w:lastRenderedPageBreak/>
         <w:drawing>
           <wp:inline distT="0" distB="0" distL="0" distR="0" wp14:anchorId="0A0B7CCE" wp14:editId="75BFB1CA">
             <wp:extent cx="5940425" cy="1447800"/>
@@ -1124,64 +1246,6 @@
                 <pic:pic xmlns:pic="http://schemas.openxmlformats.org/drawingml/2006/picture">
                   <pic:nvPicPr>
                     <pic:cNvPr id="0" name="Picture 5" descr="Пример 1"/>
-                    <pic:cNvPicPr>
-                      <a:picLocks noChangeAspect="1" noChangeArrowheads="1"/>
-                    </pic:cNvPicPr>
-                  </pic:nvPicPr>
-                  <pic:blipFill>
-                    <a:blip r:embed="rId9">
-                      <a:extLst>
-                        <a:ext uri="{28A0092B-C50C-407E-A947-70E740481C1C}">
-                          <a14:useLocalDpi xmlns:a14="http://schemas.microsoft.com/office/drawing/2010/main" val="0"/>
-                        </a:ext>
-                      </a:extLst>
-                    </a:blip>
-                    <a:srcRect/>
-                    <a:stretch>
-                      <a:fillRect/>
-                    </a:stretch>
-                  </pic:blipFill>
-                  <pic:spPr bwMode="auto">
-                    <a:xfrm>
-                      <a:off x="0" y="0"/>
-                      <a:ext cx="5940425" cy="1447800"/>
-                    </a:xfrm>
-                    <a:prstGeom prst="rect">
-                      <a:avLst/>
-                    </a:prstGeom>
-                    <a:noFill/>
-                    <a:ln>
-                      <a:noFill/>
-                    </a:ln>
-                  </pic:spPr>
-                </pic:pic>
-              </a:graphicData>
-            </a:graphic>
-          </wp:inline>
-        </w:drawing>
-      </w:r>
-    </w:p>
-    <w:p>
-      <w:pPr>
-        <w:ind w:left="360"/>
-      </w:pPr>
-      <w:r>
-        <w:rPr>
-          <w:noProof/>
-        </w:rPr>
-        <w:drawing>
-          <wp:inline distT="0" distB="0" distL="0" distR="0" wp14:anchorId="5614931C" wp14:editId="6E5C7568">
-            <wp:extent cx="5940425" cy="1447800"/>
-            <wp:effectExtent l="0" t="0" r="3175" b="0"/>
-            <wp:docPr id="1338169336" name="Рисунок 4" descr="Пример 2"/>
-            <wp:cNvGraphicFramePr>
-              <a:graphicFrameLocks xmlns:a="http://schemas.openxmlformats.org/drawingml/2006/main" noChangeAspect="1"/>
-            </wp:cNvGraphicFramePr>
-            <a:graphic xmlns:a="http://schemas.openxmlformats.org/drawingml/2006/main">
-              <a:graphicData uri="http://schemas.openxmlformats.org/drawingml/2006/picture">
-                <pic:pic xmlns:pic="http://schemas.openxmlformats.org/drawingml/2006/picture">
-                  <pic:nvPicPr>
-                    <pic:cNvPr id="0" name="Picture 7" descr="Пример 2"/>
                     <pic:cNvPicPr>
                       <a:picLocks noChangeAspect="1" noChangeArrowheads="1"/>
                     </pic:cNvPicPr>
@@ -1225,29 +1289,13 @@
       </w:pPr>
       <w:r>
         <w:rPr>
-          <w:b/>
-          <w:bCs/>
-        </w:rPr>
-        <w:t>«И»</w:t>
-      </w:r>
-      <w:r>
-        <w:t>. Шлюз используется для распараллеливания процесса на две ветки, которые исполняются одновременно. Примеры:</w:t>
-      </w:r>
-    </w:p>
-    <w:p>
-      <w:pPr>
-        <w:ind w:left="360"/>
-      </w:pPr>
-      <w:r>
-        <w:rPr>
           <w:noProof/>
         </w:rPr>
-        <w:lastRenderedPageBreak/>
         <w:drawing>
-          <wp:inline distT="0" distB="0" distL="0" distR="0" wp14:anchorId="6C11079F" wp14:editId="645E4DE1">
+          <wp:inline distT="0" distB="0" distL="0" distR="0" wp14:anchorId="5614931C" wp14:editId="6E5C7568">
             <wp:extent cx="5940425" cy="1447800"/>
             <wp:effectExtent l="0" t="0" r="3175" b="0"/>
-            <wp:docPr id="694079532" name="Рисунок 5" descr="Пример 1"/>
+            <wp:docPr id="1338169336" name="Рисунок 4" descr="Пример 2"/>
             <wp:cNvGraphicFramePr>
               <a:graphicFrameLocks xmlns:a="http://schemas.openxmlformats.org/drawingml/2006/main" noChangeAspect="1"/>
             </wp:cNvGraphicFramePr>
@@ -1255,7 +1303,7 @@
               <a:graphicData uri="http://schemas.openxmlformats.org/drawingml/2006/picture">
                 <pic:pic xmlns:pic="http://schemas.openxmlformats.org/drawingml/2006/picture">
                   <pic:nvPicPr>
-                    <pic:cNvPr id="0" name="Picture 9" descr="Пример 1"/>
+                    <pic:cNvPr id="0" name="Picture 7" descr="Пример 2"/>
                     <pic:cNvPicPr>
                       <a:picLocks noChangeAspect="1" noChangeArrowheads="1"/>
                     </pic:cNvPicPr>
@@ -1302,6 +1350,79 @@
           <w:b/>
           <w:bCs/>
         </w:rPr>
+        <w:t>«И»</w:t>
+      </w:r>
+      <w:r>
+        <w:t>. Шлюз используется для распараллеливания процесса на две ветки, которые исполняются одновременно. Примеры:</w:t>
+      </w:r>
+    </w:p>
+    <w:p>
+      <w:pPr>
+        <w:ind w:left="360"/>
+      </w:pPr>
+      <w:r>
+        <w:rPr>
+          <w:noProof/>
+        </w:rPr>
+        <w:drawing>
+          <wp:inline distT="0" distB="0" distL="0" distR="0" wp14:anchorId="6C11079F" wp14:editId="645E4DE1">
+            <wp:extent cx="5940425" cy="1447800"/>
+            <wp:effectExtent l="0" t="0" r="3175" b="0"/>
+            <wp:docPr id="694079532" name="Рисунок 5" descr="Пример 1"/>
+            <wp:cNvGraphicFramePr>
+              <a:graphicFrameLocks xmlns:a="http://schemas.openxmlformats.org/drawingml/2006/main" noChangeAspect="1"/>
+            </wp:cNvGraphicFramePr>
+            <a:graphic xmlns:a="http://schemas.openxmlformats.org/drawingml/2006/main">
+              <a:graphicData uri="http://schemas.openxmlformats.org/drawingml/2006/picture">
+                <pic:pic xmlns:pic="http://schemas.openxmlformats.org/drawingml/2006/picture">
+                  <pic:nvPicPr>
+                    <pic:cNvPr id="0" name="Picture 9" descr="Пример 1"/>
+                    <pic:cNvPicPr>
+                      <a:picLocks noChangeAspect="1" noChangeArrowheads="1"/>
+                    </pic:cNvPicPr>
+                  </pic:nvPicPr>
+                  <pic:blipFill>
+                    <a:blip r:embed="rId12">
+                      <a:extLst>
+                        <a:ext uri="{28A0092B-C50C-407E-A947-70E740481C1C}">
+                          <a14:useLocalDpi xmlns:a14="http://schemas.microsoft.com/office/drawing/2010/main" val="0"/>
+                        </a:ext>
+                      </a:extLst>
+                    </a:blip>
+                    <a:srcRect/>
+                    <a:stretch>
+                      <a:fillRect/>
+                    </a:stretch>
+                  </pic:blipFill>
+                  <pic:spPr bwMode="auto">
+                    <a:xfrm>
+                      <a:off x="0" y="0"/>
+                      <a:ext cx="5940425" cy="1447800"/>
+                    </a:xfrm>
+                    <a:prstGeom prst="rect">
+                      <a:avLst/>
+                    </a:prstGeom>
+                    <a:noFill/>
+                    <a:ln>
+                      <a:noFill/>
+                    </a:ln>
+                  </pic:spPr>
+                </pic:pic>
+              </a:graphicData>
+            </a:graphic>
+          </wp:inline>
+        </w:drawing>
+      </w:r>
+    </w:p>
+    <w:p>
+      <w:pPr>
+        <w:ind w:left="360"/>
+      </w:pPr>
+      <w:r>
+        <w:rPr>
+          <w:b/>
+          <w:bCs/>
+        </w:rPr>
         <w:t>«Включающее ИЛИ»</w:t>
       </w:r>
       <w:r>
@@ -1334,7 +1455,7 @@
                     </pic:cNvPicPr>
                   </pic:nvPicPr>
                   <pic:blipFill>
-                    <a:blip r:embed="rId12">
+                    <a:blip r:embed="rId13">
                       <a:extLst>
                         <a:ext uri="{28A0092B-C50C-407E-A947-70E740481C1C}">
                           <a14:useLocalDpi xmlns:a14="http://schemas.microsoft.com/office/drawing/2010/main" val="0"/>
@@ -1400,7 +1521,7 @@
                     </pic:cNvPicPr>
                   </pic:nvPicPr>
                   <pic:blipFill>
-                    <a:blip r:embed="rId13">
+                    <a:blip r:embed="rId14">
                       <a:extLst>
                         <a:ext uri="{28A0092B-C50C-407E-A947-70E740481C1C}">
                           <a14:useLocalDpi xmlns:a14="http://schemas.microsoft.com/office/drawing/2010/main" val="0"/>
@@ -1449,6 +1570,7 @@
           <w:b/>
           <w:bCs/>
         </w:rPr>
+        <w:lastRenderedPageBreak/>
         <w:t>Приведите классификацию соединяющих объектов</w:t>
       </w:r>
     </w:p>
@@ -1473,7 +1595,15 @@
         <w:ind w:left="360"/>
       </w:pPr>
       <w:r>
-        <w:t xml:space="preserve">изображается сплошной линией, оканчивающейся закрашенной стрелкой. Поток управления задаёт порядок выполнения действий. Если линия потока управления перечеркнута диагональной чертой со стороны узла из которого она исходит, то она обозначает поток, выполняемый по умолчанию. </w:t>
+        <w:t xml:space="preserve">изображается сплошной линией, оканчивающейся закрашенной стрелкой. Поток управления задаёт порядок выполнения действий. Если линия потока управления перечеркнута диагональной чертой со стороны </w:t>
+      </w:r>
+      <w:proofErr w:type="gramStart"/>
+      <w:r>
+        <w:t>узла</w:t>
+      </w:r>
+      <w:proofErr w:type="gramEnd"/>
+      <w:r>
+        <w:t xml:space="preserve"> из которого она исходит, то она обозначает поток, выполняемый по умолчанию. </w:t>
       </w:r>
     </w:p>
     <w:p>
@@ -1489,68 +1619,6 @@
             <wp:extent cx="3749365" cy="1044030"/>
             <wp:effectExtent l="0" t="0" r="3810" b="3810"/>
             <wp:docPr id="4" name="Рисунок 4"/>
-            <wp:cNvGraphicFramePr>
-              <a:graphicFrameLocks xmlns:a="http://schemas.openxmlformats.org/drawingml/2006/main" noChangeAspect="1"/>
-            </wp:cNvGraphicFramePr>
-            <a:graphic xmlns:a="http://schemas.openxmlformats.org/drawingml/2006/main">
-              <a:graphicData uri="http://schemas.openxmlformats.org/drawingml/2006/picture">
-                <pic:pic xmlns:pic="http://schemas.openxmlformats.org/drawingml/2006/picture">
-                  <pic:nvPicPr>
-                    <pic:cNvPr id="1" name=""/>
-                    <pic:cNvPicPr/>
-                  </pic:nvPicPr>
-                  <pic:blipFill>
-                    <a:blip r:embed="rId14"/>
-                    <a:stretch>
-                      <a:fillRect/>
-                    </a:stretch>
-                  </pic:blipFill>
-                  <pic:spPr>
-                    <a:xfrm>
-                      <a:off x="0" y="0"/>
-                      <a:ext cx="3749365" cy="1044030"/>
-                    </a:xfrm>
-                    <a:prstGeom prst="rect">
-                      <a:avLst/>
-                    </a:prstGeom>
-                  </pic:spPr>
-                </pic:pic>
-              </a:graphicData>
-            </a:graphic>
-          </wp:inline>
-        </w:drawing>
-      </w:r>
-    </w:p>
-    <w:p>
-      <w:pPr>
-        <w:ind w:left="360"/>
-      </w:pPr>
-      <w:r>
-        <w:t xml:space="preserve">Поток сообщений </w:t>
-      </w:r>
-    </w:p>
-    <w:p>
-      <w:pPr>
-        <w:ind w:left="360"/>
-      </w:pPr>
-      <w:r>
-        <w:t xml:space="preserve">изображается штриховой линией, оканчивающейся открытой стрелкой. Поток сообщений показывает какими сообщениями обмениваются участники </w:t>
-      </w:r>
-    </w:p>
-    <w:p>
-      <w:pPr>
-        <w:ind w:left="360"/>
-      </w:pPr>
-      <w:r>
-        <w:rPr>
-          <w:noProof/>
-        </w:rPr>
-        <w:lastRenderedPageBreak/>
-        <w:drawing>
-          <wp:inline distT="0" distB="0" distL="0" distR="0" wp14:anchorId="548EFDDC" wp14:editId="0CADCAA6">
-            <wp:extent cx="2911092" cy="304826"/>
-            <wp:effectExtent l="0" t="0" r="3810" b="0"/>
-            <wp:docPr id="5" name="Рисунок 5"/>
             <wp:cNvGraphicFramePr>
               <a:graphicFrameLocks xmlns:a="http://schemas.openxmlformats.org/drawingml/2006/main" noChangeAspect="1"/>
             </wp:cNvGraphicFramePr>
@@ -1570,7 +1638,7 @@
                   <pic:spPr>
                     <a:xfrm>
                       <a:off x="0" y="0"/>
-                      <a:ext cx="2911092" cy="304826"/>
+                      <a:ext cx="3749365" cy="1044030"/>
                     </a:xfrm>
                     <a:prstGeom prst="rect">
                       <a:avLst/>
@@ -1588,7 +1656,7 @@
         <w:ind w:left="360"/>
       </w:pPr>
       <w:r>
-        <w:t>Ассоциациии</w:t>
+        <w:t xml:space="preserve">Поток сообщений </w:t>
       </w:r>
     </w:p>
     <w:p>
@@ -1596,7 +1664,7 @@
         <w:ind w:left="360"/>
       </w:pPr>
       <w:r>
-        <w:t xml:space="preserve"> изображаются пунктирной линией, заканчивающейся стрелкой. Ассоциации используются для ассоциирования артефактов, данных или текстовых аннотаций с объектами потока управления.</w:t>
+        <w:t xml:space="preserve">изображается штриховой линией, оканчивающейся открытой стрелкой. Поток сообщений показывает какими сообщениями обмениваются участники </w:t>
       </w:r>
     </w:p>
     <w:p>
@@ -1608,10 +1676,10 @@
           <w:noProof/>
         </w:rPr>
         <w:drawing>
-          <wp:inline distT="0" distB="0" distL="0" distR="0" wp14:anchorId="08735224" wp14:editId="4B22F4E9">
-            <wp:extent cx="4320914" cy="1798476"/>
+          <wp:inline distT="0" distB="0" distL="0" distR="0" wp14:anchorId="548EFDDC" wp14:editId="0CADCAA6">
+            <wp:extent cx="2911092" cy="304826"/>
             <wp:effectExtent l="0" t="0" r="3810" b="0"/>
-            <wp:docPr id="6" name="Рисунок 6"/>
+            <wp:docPr id="5" name="Рисунок 5"/>
             <wp:cNvGraphicFramePr>
               <a:graphicFrameLocks xmlns:a="http://schemas.openxmlformats.org/drawingml/2006/main" noChangeAspect="1"/>
             </wp:cNvGraphicFramePr>
@@ -1631,7 +1699,7 @@
                   <pic:spPr>
                     <a:xfrm>
                       <a:off x="0" y="0"/>
-                      <a:ext cx="4320914" cy="1798476"/>
+                      <a:ext cx="2911092" cy="304826"/>
                     </a:xfrm>
                     <a:prstGeom prst="rect">
                       <a:avLst/>
@@ -1646,192 +1714,35 @@
     </w:p>
     <w:p>
       <w:pPr>
-        <w:pStyle w:val="a3"/>
-        <w:numPr>
-          <w:ilvl w:val="0"/>
-          <w:numId w:val="1"/>
-        </w:numPr>
-        <w:rPr>
-          <w:b/>
-          <w:bCs/>
-        </w:rPr>
-      </w:pPr>
-      <w:r>
-        <w:rPr>
-          <w:b/>
-          <w:bCs/>
-        </w:rPr>
-        <w:t>Что такое множественные экземпляры?</w:t>
-      </w:r>
-    </w:p>
-    <w:p>
-      <w:r>
-        <w:t>Множественные экземпляры (multiple instances) действия показывают, что одно действие выполняется многократно, по одному разу для каждого объекта. Например, для каждого объекта в заказе клиента выполняется один экземпляр действия. Экземпляры действия могут выполняться параллельно или последовательно.</w:t>
-      </w:r>
-    </w:p>
-    <w:p>
-      <w:r>
-        <w:t>В BPMN выделяют два вида множественных экземпляров:</w:t>
-      </w:r>
-    </w:p>
-    <w:p>
-      <w:r>
-        <w:t>Последовательные. Экземпляры выполняются друг за другом. Когда один экземпляр завершён, создаётся новый для следующего элемента.</w:t>
-      </w:r>
-    </w:p>
-    <w:p>
-      <w:r>
-        <w:t>Параллельные. Все экземпляры создаются при активации тела действия, выполняются одновременно и независимо друг от друга.</w:t>
-      </w:r>
-    </w:p>
-    <w:p>
-      <w:pPr>
-        <w:pStyle w:val="a3"/>
-        <w:numPr>
-          <w:ilvl w:val="0"/>
-          <w:numId w:val="1"/>
-        </w:numPr>
-        <w:rPr>
-          <w:b/>
-          <w:bCs/>
-        </w:rPr>
-      </w:pPr>
-      <w:r>
-        <w:rPr>
-          <w:b/>
-          <w:bCs/>
-        </w:rPr>
-        <w:t>Что такое Ad-hoc-подпроцесс?</w:t>
-      </w:r>
-    </w:p>
-    <w:p>
-      <w:r>
-        <w:t>Подпроцесс - это декомпозированный процесс, включенный в состав рассматриваемого процесса, который описан более подробно на своей диаграмме. На диаграмме подпроцесс обозначается блоком со знаком "плюс" в центре нижней части фигуры.</w:t>
-      </w:r>
-    </w:p>
-    <w:p>
-      <w:r>
-        <w:t>Ad-Hoc процесс - подпроцесс, представляющий собой группу процессов, взаимодействие между которыми не поддаются строго регламентированным правилам. Определяется только набор процессов, однако, их последовательность и количество выполнений определяются исполнителями этих процессов.</w:t>
-      </w:r>
-    </w:p>
-    <w:p>
-      <w:pPr>
-        <w:pStyle w:val="a3"/>
-        <w:numPr>
-          <w:ilvl w:val="0"/>
-          <w:numId w:val="1"/>
-        </w:numPr>
-        <w:rPr>
-          <w:b/>
-          <w:bCs/>
-        </w:rPr>
-      </w:pPr>
-      <w:r>
-        <w:rPr>
-          <w:b/>
-          <w:bCs/>
-        </w:rPr>
-        <w:t>Что означает «оператор используется для синхронизации»?</w:t>
-      </w:r>
-    </w:p>
-    <w:p>
-      <w:pPr>
-        <w:rPr>
-          <w:rFonts w:ascii="Segoe UI" w:hAnsi="Segoe UI" w:cs="Segoe UI"/>
-          <w:color w:val="212529"/>
-          <w:shd w:val="clear" w:color="auto" w:fill="FEFEFF"/>
-        </w:rPr>
-      </w:pPr>
-      <w:r>
-        <w:rPr>
-          <w:rFonts w:ascii="Segoe UI" w:hAnsi="Segoe UI" w:cs="Segoe UI"/>
-          <w:color w:val="212529"/>
-          <w:shd w:val="clear" w:color="auto" w:fill="FEFEFF"/>
-        </w:rPr>
-        <w:t>Если оператор используется для синхронизации, то он ожидает завершения выполнения всех активированных ветвей и активирует выходной поток.</w:t>
-      </w:r>
-    </w:p>
-    <w:p>
-      <w:r>
-        <w:t>«оператор используется для синхронизации» означает, что логический оператор (развилка) применяется для объединения и синхронизации нескольких потоков управления в модели процесса.</w:t>
-      </w:r>
-    </w:p>
-    <w:p>
-      <w:r>
-        <w:t>Используется в логических операторах</w:t>
-      </w:r>
-    </w:p>
-    <w:p>
-      <w:pPr>
-        <w:pStyle w:val="a3"/>
-        <w:numPr>
-          <w:ilvl w:val="0"/>
-          <w:numId w:val="1"/>
-        </w:numPr>
-        <w:rPr>
-          <w:b/>
-          <w:bCs/>
-        </w:rPr>
-      </w:pPr>
-      <w:r>
-        <w:rPr>
-          <w:b/>
-          <w:bCs/>
-        </w:rPr>
-        <w:lastRenderedPageBreak/>
-        <w:t>Что такое оркестрация бизнес-процессов и чем оркестрация отличается от автоматизации?</w:t>
-      </w:r>
-    </w:p>
-    <w:p>
-      <w:r>
-        <w:t xml:space="preserve">Оркестровка - это описание внутреннего бизнес-процесса предприятия в виде потока взаимодействия между внутренними и внешними для организации веб-сервисами. </w:t>
-      </w:r>
-    </w:p>
-    <w:p>
-      <w:r>
-        <w:t xml:space="preserve">При оркестровке существует некий центральный процесс, который управляет вызванными веб-службами и операциями. </w:t>
-      </w:r>
-    </w:p>
-    <w:p>
-      <w:r>
-        <w:t xml:space="preserve">Вызванные веб-службы не знают, что они были вызваны как часть от бизнес-процесса более высокого уровня. </w:t>
-      </w:r>
-    </w:p>
-    <w:p>
-      <w:r>
-        <w:t>Оркестровка отличается явными описаниями операций и порядком вызова служб.</w:t>
-      </w:r>
-    </w:p>
-    <w:p>
-      <w:pPr>
-        <w:pStyle w:val="a3"/>
-        <w:numPr>
-          <w:ilvl w:val="0"/>
-          <w:numId w:val="1"/>
-        </w:numPr>
-        <w:rPr>
-          <w:b/>
-          <w:bCs/>
-        </w:rPr>
-      </w:pPr>
-      <w:r>
-        <w:t xml:space="preserve"> </w:t>
-      </w:r>
-      <w:r>
-        <w:rPr>
-          <w:b/>
-          <w:bCs/>
-        </w:rPr>
-        <w:t>Что означает этот элемент?</w:t>
-      </w:r>
-    </w:p>
-    <w:p>
-      <w:r>
+        <w:ind w:left="360"/>
+      </w:pPr>
+      <w:proofErr w:type="spellStart"/>
+      <w:r>
+        <w:t>Ассоциациии</w:t>
+      </w:r>
+      <w:proofErr w:type="spellEnd"/>
+    </w:p>
+    <w:p>
+      <w:pPr>
+        <w:ind w:left="360"/>
+      </w:pPr>
+      <w:r>
+        <w:t xml:space="preserve"> изображаются пунктирной линией, заканчивающейся стрелкой. Ассоциации используются для ассоциирования артефактов, данных или текстовых аннотаций с объектами потока управления.</w:t>
+      </w:r>
+    </w:p>
+    <w:p>
+      <w:pPr>
+        <w:ind w:left="360"/>
+      </w:pPr>
+      <w:r>
+        <w:rPr>
+          <w:noProof/>
+        </w:rPr>
         <w:drawing>
-          <wp:inline distT="0" distB="0" distL="0" distR="0" wp14:anchorId="6E8B7AB8" wp14:editId="77EFCE44">
-            <wp:extent cx="4016088" cy="1714649"/>
+          <wp:inline distT="0" distB="0" distL="0" distR="0" wp14:anchorId="08735224" wp14:editId="4B22F4E9">
+            <wp:extent cx="4320914" cy="1798476"/>
             <wp:effectExtent l="0" t="0" r="3810" b="0"/>
-            <wp:docPr id="30" name="Рисунок 30"/>
+            <wp:docPr id="6" name="Рисунок 6"/>
             <wp:cNvGraphicFramePr>
               <a:graphicFrameLocks xmlns:a="http://schemas.openxmlformats.org/drawingml/2006/main" noChangeAspect="1"/>
             </wp:cNvGraphicFramePr>
@@ -1851,7 +1762,7 @@
                   <pic:spPr>
                     <a:xfrm>
                       <a:off x="0" y="0"/>
-                      <a:ext cx="4016088" cy="1714649"/>
+                      <a:ext cx="4320914" cy="1798476"/>
                     </a:xfrm>
                     <a:prstGeom prst="rect">
                       <a:avLst/>
@@ -1869,59 +1780,55 @@
         <w:pStyle w:val="a3"/>
         <w:numPr>
           <w:ilvl w:val="0"/>
-          <w:numId w:val="3"/>
+          <w:numId w:val="1"/>
         </w:numPr>
-      </w:pPr>
-      <w:r>
-        <w:t>Завершающее событие сообщения с потоком по умолчанию</w:t>
-      </w:r>
-    </w:p>
-    <w:p>
-      <w:pPr>
-        <w:pStyle w:val="a3"/>
-        <w:numPr>
-          <w:ilvl w:val="0"/>
-          <w:numId w:val="3"/>
-        </w:numPr>
-      </w:pPr>
-      <w:r>
-        <w:t>Промежуточное событие таймера с условным потоком</w:t>
-      </w:r>
-    </w:p>
-    <w:p>
-      <w:pPr>
-        <w:pStyle w:val="a3"/>
-        <w:numPr>
-          <w:ilvl w:val="0"/>
-          <w:numId w:val="3"/>
-        </w:numPr>
-      </w:pPr>
-      <w:r>
-        <w:t>Промежуточное событие сообщения обработчика с потоком сообщений</w:t>
-      </w:r>
-    </w:p>
-    <w:p>
-      <w:pPr>
-        <w:pStyle w:val="a3"/>
-        <w:numPr>
-          <w:ilvl w:val="0"/>
-          <w:numId w:val="3"/>
-        </w:numPr>
-      </w:pPr>
-      <w:r>
-        <w:t>Промежуточное событие сообщения инициатора с направленной ассоциацией</w:t>
-      </w:r>
-    </w:p>
-    <w:p>
-      <w:pPr>
-        <w:pStyle w:val="a3"/>
-        <w:numPr>
-          <w:ilvl w:val="0"/>
-          <w:numId w:val="3"/>
-        </w:numPr>
-      </w:pPr>
-      <w:r>
-        <w:t>Завершающее событие ошибки</w:t>
+        <w:rPr>
+          <w:b/>
+          <w:bCs/>
+        </w:rPr>
+      </w:pPr>
+      <w:r>
+        <w:rPr>
+          <w:b/>
+          <w:bCs/>
+        </w:rPr>
+        <w:t>Что такое множественные экземпляры?</w:t>
+      </w:r>
+    </w:p>
+    <w:p>
+      <w:r>
+        <w:t>Множественные экземпляры (</w:t>
+      </w:r>
+      <w:proofErr w:type="spellStart"/>
+      <w:r>
+        <w:t>multiple</w:t>
+      </w:r>
+      <w:proofErr w:type="spellEnd"/>
+      <w:r>
+        <w:t xml:space="preserve"> </w:t>
+      </w:r>
+      <w:proofErr w:type="spellStart"/>
+      <w:r>
+        <w:t>instances</w:t>
+      </w:r>
+      <w:proofErr w:type="spellEnd"/>
+      <w:r>
+        <w:t>) действия показывают, что одно действие выполняется многократно, по одному разу для каждого объекта. Например, для каждого объекта в заказе клиента выполняется один экземпляр действия. Экземпляры действия могут выполняться параллельно или последовательно.</w:t>
+      </w:r>
+    </w:p>
+    <w:p>
+      <w:r>
+        <w:t>В BPMN выделяют два вида множественных экземпляров:</w:t>
+      </w:r>
+    </w:p>
+    <w:p>
+      <w:r>
+        <w:t>Последовательные. Экземпляры выполняются друг за другом. Когда один экземпляр завершён, создаётся новый для следующего элемента.</w:t>
+      </w:r>
+    </w:p>
+    <w:p>
+      <w:r>
+        <w:t>Параллельные. Все экземпляры создаются при активации тела действия, выполняются одновременно и независимо друг от друга.</w:t>
       </w:r>
     </w:p>
     <w:p>
@@ -1941,13 +1848,51 @@
           <w:b/>
           <w:bCs/>
         </w:rPr>
-        <w:t>Как бы вы отметили на диаграмме тот факт, что процесс продолжается только после обработки события?</w:t>
-      </w:r>
-    </w:p>
-    <w:p>
-      <w:pPr>
-        <w:ind w:left="360"/>
-      </w:pPr>
+        <w:lastRenderedPageBreak/>
+        <w:t>Что такое Ad-</w:t>
+      </w:r>
+      <w:proofErr w:type="spellStart"/>
+      <w:r>
+        <w:rPr>
+          <w:b/>
+          <w:bCs/>
+        </w:rPr>
+        <w:t>hoc</w:t>
+      </w:r>
+      <w:proofErr w:type="spellEnd"/>
+      <w:r>
+        <w:rPr>
+          <w:b/>
+          <w:bCs/>
+        </w:rPr>
+        <w:t>-подпроцесс?</w:t>
+      </w:r>
+    </w:p>
+    <w:p>
+      <w:r>
+        <w:t xml:space="preserve">Подпроцесс </w:t>
+      </w:r>
+      <w:proofErr w:type="gramStart"/>
+      <w:r>
+        <w:t>- это</w:t>
+      </w:r>
+      <w:proofErr w:type="gramEnd"/>
+      <w:r>
+        <w:t xml:space="preserve"> декомпозированный процесс, включенный в состав рассматриваемого процесса, который описан более подробно на своей диаграмме. На диаграмме подпроцесс обозначается блоком со знаком "плюс" в центре нижней части фигуры.</w:t>
+      </w:r>
+    </w:p>
+    <w:p>
+      <w:r>
+        <w:t>Ad-</w:t>
+      </w:r>
+      <w:proofErr w:type="spellStart"/>
+      <w:r>
+        <w:t>Hoc</w:t>
+      </w:r>
+      <w:proofErr w:type="spellEnd"/>
+      <w:r>
+        <w:t xml:space="preserve"> процесс - подпроцесс, представляющий собой группу процессов, взаимодействие между которыми не поддаются строго регламентированным правилам. Определяется только набор процессов, однако, их последовательность и количество выполнений определяются исполнителями этих процессов.</w:t>
+      </w:r>
     </w:p>
     <w:p>
       <w:pPr>
@@ -1966,43 +1911,35 @@
           <w:b/>
           <w:bCs/>
         </w:rPr>
-        <w:t>Промежуточное событие-таймер используется для того …</w:t>
-      </w:r>
-    </w:p>
-    <w:p>
-      <w:pPr>
-        <w:pStyle w:val="a3"/>
-      </w:pPr>
-    </w:p>
-    <w:p>
-      <w:r>
-        <w:t xml:space="preserve">Наиболее часто для описания бизнес-процессов применяют Промежуточное событие-таймер, которое позволяет моделировать моменты времени, периоды и таймауты. </w:t>
-      </w:r>
-    </w:p>
-    <w:p>
-      <w:r>
-        <w:t xml:space="preserve">Промежуточное событие данного типа графически изображается с аналоговыми часами внутри круга. </w:t>
-      </w:r>
-    </w:p>
-    <w:p>
-      <w:r>
-        <w:t xml:space="preserve">Промежуточное событие-таймер используется для того, чтобы </w:t>
-      </w:r>
-    </w:p>
-    <w:p>
-      <w:r>
-        <w:t xml:space="preserve">1. приостановить ход процесса до определенного времени </w:t>
-      </w:r>
-    </w:p>
-    <w:p>
-      <w:r>
-        <w:t>2. либо задать определённую цикличность выполнения действия (например, планирование и информирование о совещании каждую неделю в понедельник в 9.00 час.).</w:t>
-      </w:r>
-    </w:p>
-    <w:p>
-      <w:pPr>
-        <w:pStyle w:val="a3"/>
-      </w:pPr>
+        <w:t>Что означает «оператор используется для синхронизации»?</w:t>
+      </w:r>
+    </w:p>
+    <w:p>
+      <w:pPr>
+        <w:rPr>
+          <w:rFonts w:ascii="Segoe UI" w:hAnsi="Segoe UI" w:cs="Segoe UI"/>
+          <w:color w:val="212529"/>
+          <w:shd w:val="clear" w:color="auto" w:fill="FEFEFF"/>
+        </w:rPr>
+      </w:pPr>
+      <w:r>
+        <w:rPr>
+          <w:rFonts w:ascii="Segoe UI" w:hAnsi="Segoe UI" w:cs="Segoe UI"/>
+          <w:color w:val="212529"/>
+          <w:shd w:val="clear" w:color="auto" w:fill="FEFEFF"/>
+        </w:rPr>
+        <w:t>Если оператор используется для синхронизации, то он ожидает завершения выполнения всех активированных ветвей и активирует выходной поток.</w:t>
+      </w:r>
+    </w:p>
+    <w:p>
+      <w:r>
+        <w:t>«оператор используется для синхронизации» означает, что логический оператор (развилка) применяется для объединения и синхронизации нескольких потоков управления в модели процесса.</w:t>
+      </w:r>
+    </w:p>
+    <w:p>
+      <w:r>
+        <w:t>Используется в логических операторах</w:t>
+      </w:r>
     </w:p>
     <w:p>
       <w:pPr>
@@ -2021,13 +1958,90 @@
           <w:b/>
           <w:bCs/>
         </w:rPr>
-        <w:t>Что такое граничное событие в нотации BPMN? Как обозначается? Граничные события делятся на два класса. Какие? Приведите примеры граничных событий.</w:t>
-      </w:r>
-    </w:p>
-    <w:p>
-      <w:r>
-        <w:lastRenderedPageBreak/>
-        <w:t>Граничные события BPMN – это промежуточные события-обработчики, которые прикрепляются к контуру (к границе) действия на диаграмме процесса. Граничные события BPMN обрабатывают события, происходящие при выполнении действия или подпроцесса, к границе которого они прикреплены. Таким образом, они могут прерывать подпроцесс (граничные прерывающие события) или активировать дополнительный поток управления, который выполняется одновременно с выполнением подпроцесса (граничные не прерывающие события). Ниже приведен пример диаграммы с граничным прерывающим событием BPMN:</w:t>
+        <w:t xml:space="preserve">Что такое </w:t>
+      </w:r>
+      <w:proofErr w:type="spellStart"/>
+      <w:r>
+        <w:rPr>
+          <w:b/>
+          <w:bCs/>
+        </w:rPr>
+        <w:t>оркестрация</w:t>
+      </w:r>
+      <w:proofErr w:type="spellEnd"/>
+      <w:r>
+        <w:rPr>
+          <w:b/>
+          <w:bCs/>
+        </w:rPr>
+        <w:t xml:space="preserve"> бизнес-процессов и чем </w:t>
+      </w:r>
+      <w:proofErr w:type="spellStart"/>
+      <w:r>
+        <w:rPr>
+          <w:b/>
+          <w:bCs/>
+        </w:rPr>
+        <w:t>оркестрация</w:t>
+      </w:r>
+      <w:proofErr w:type="spellEnd"/>
+      <w:r>
+        <w:rPr>
+          <w:b/>
+          <w:bCs/>
+        </w:rPr>
+        <w:t xml:space="preserve"> отличается от автоматизации?</w:t>
+      </w:r>
+    </w:p>
+    <w:p>
+      <w:r>
+        <w:t xml:space="preserve">Оркестровка </w:t>
+      </w:r>
+      <w:proofErr w:type="gramStart"/>
+      <w:r>
+        <w:t>- это</w:t>
+      </w:r>
+      <w:proofErr w:type="gramEnd"/>
+      <w:r>
+        <w:t xml:space="preserve"> описание внутреннего бизнес-процесса предприятия в виде потока взаимодействия между внутренними и внешними для организации веб-сервисами. </w:t>
+      </w:r>
+    </w:p>
+    <w:p>
+      <w:r>
+        <w:t xml:space="preserve">При оркестровке существует некий центральный процесс, который управляет вызванными веб-службами и операциями. </w:t>
+      </w:r>
+    </w:p>
+    <w:p>
+      <w:r>
+        <w:t xml:space="preserve">Вызванные веб-службы не знают, что они были вызваны как часть от бизнес-процесса более высокого уровня. </w:t>
+      </w:r>
+    </w:p>
+    <w:p>
+      <w:r>
+        <w:t>Оркестровка отличается явными описаниями операций и порядком вызова служб.</w:t>
+      </w:r>
+    </w:p>
+    <w:p>
+      <w:pPr>
+        <w:pStyle w:val="a3"/>
+        <w:numPr>
+          <w:ilvl w:val="0"/>
+          <w:numId w:val="1"/>
+        </w:numPr>
+        <w:rPr>
+          <w:b/>
+          <w:bCs/>
+        </w:rPr>
+      </w:pPr>
+      <w:r>
+        <w:t xml:space="preserve"> </w:t>
+      </w:r>
+      <w:r>
+        <w:rPr>
+          <w:b/>
+          <w:bCs/>
+        </w:rPr>
+        <w:t>Что означает этот элемент?</w:t>
       </w:r>
     </w:p>
     <w:p>
@@ -2036,10 +2050,10 @@
           <w:noProof/>
         </w:rPr>
         <w:drawing>
-          <wp:inline distT="0" distB="0" distL="0" distR="0" wp14:anchorId="451F3221" wp14:editId="58D3063C">
-            <wp:extent cx="5311600" cy="1966130"/>
+          <wp:inline distT="0" distB="0" distL="0" distR="0" wp14:anchorId="6E8B7AB8" wp14:editId="77EFCE44">
+            <wp:extent cx="4016088" cy="1714649"/>
             <wp:effectExtent l="0" t="0" r="3810" b="0"/>
-            <wp:docPr id="13" name="Рисунок 13"/>
+            <wp:docPr id="30" name="Рисунок 30"/>
             <wp:cNvGraphicFramePr>
               <a:graphicFrameLocks xmlns:a="http://schemas.openxmlformats.org/drawingml/2006/main" noChangeAspect="1"/>
             </wp:cNvGraphicFramePr>
@@ -2059,7 +2073,7 @@
                   <pic:spPr>
                     <a:xfrm>
                       <a:off x="0" y="0"/>
-                      <a:ext cx="5311600" cy="1966130"/>
+                      <a:ext cx="4016088" cy="1714649"/>
                     </a:xfrm>
                     <a:prstGeom prst="rect">
                       <a:avLst/>
@@ -2073,13 +2087,168 @@
       </w:r>
     </w:p>
     <w:p>
-      <w:r>
-        <w:t>Если при выполнении задачи 1 возникает событие 1, то эта задача прерывается и поток операций направляется к задаче 3. Процесс продолжается по новой ветке. Если событие 1 не возникает, то после выполнения задачи 1, выполняется задача 2 и так далее.</w:t>
-      </w:r>
-    </w:p>
-    <w:p>
-      <w:r>
-        <w:t>Теперь рассмотрим диаграмму с граничным не прерывающим событием BPMN. Граничное не прерывающее событие обозначается кругом, выполненным двойной штриховой линией.</w:t>
+      <w:pPr>
+        <w:pStyle w:val="a3"/>
+        <w:numPr>
+          <w:ilvl w:val="0"/>
+          <w:numId w:val="3"/>
+        </w:numPr>
+      </w:pPr>
+      <w:r>
+        <w:t>Завершающее событие сообщения с потоком по умолчанию</w:t>
+      </w:r>
+    </w:p>
+    <w:p>
+      <w:pPr>
+        <w:pStyle w:val="a3"/>
+        <w:numPr>
+          <w:ilvl w:val="0"/>
+          <w:numId w:val="3"/>
+        </w:numPr>
+      </w:pPr>
+      <w:r>
+        <w:t>Промежуточное событие таймера с условным потоком</w:t>
+      </w:r>
+    </w:p>
+    <w:p>
+      <w:pPr>
+        <w:pStyle w:val="a3"/>
+        <w:numPr>
+          <w:ilvl w:val="0"/>
+          <w:numId w:val="3"/>
+        </w:numPr>
+      </w:pPr>
+      <w:r>
+        <w:t>Промежуточное событие сообщения обработчика с потоком сообщений</w:t>
+      </w:r>
+    </w:p>
+    <w:p>
+      <w:pPr>
+        <w:pStyle w:val="a3"/>
+        <w:numPr>
+          <w:ilvl w:val="0"/>
+          <w:numId w:val="3"/>
+        </w:numPr>
+      </w:pPr>
+      <w:r>
+        <w:t>Промежуточное событие сообщения инициатора с направленной ассоциацией</w:t>
+      </w:r>
+    </w:p>
+    <w:p>
+      <w:pPr>
+        <w:pStyle w:val="a3"/>
+        <w:numPr>
+          <w:ilvl w:val="0"/>
+          <w:numId w:val="3"/>
+        </w:numPr>
+      </w:pPr>
+      <w:r>
+        <w:t>Завершающее событие ошибки</w:t>
+      </w:r>
+    </w:p>
+    <w:p>
+      <w:pPr>
+        <w:pStyle w:val="a3"/>
+        <w:numPr>
+          <w:ilvl w:val="0"/>
+          <w:numId w:val="1"/>
+        </w:numPr>
+        <w:rPr>
+          <w:b/>
+          <w:bCs/>
+        </w:rPr>
+      </w:pPr>
+      <w:r>
+        <w:rPr>
+          <w:b/>
+          <w:bCs/>
+        </w:rPr>
+        <w:t>Как бы вы отметили на диаграмме тот факт, что процесс продолжается только после обработки события?</w:t>
+      </w:r>
+    </w:p>
+    <w:p>
+      <w:pPr>
+        <w:ind w:left="360"/>
+      </w:pPr>
+    </w:p>
+    <w:p>
+      <w:pPr>
+        <w:pStyle w:val="a3"/>
+        <w:numPr>
+          <w:ilvl w:val="0"/>
+          <w:numId w:val="1"/>
+        </w:numPr>
+        <w:rPr>
+          <w:b/>
+          <w:bCs/>
+        </w:rPr>
+      </w:pPr>
+      <w:r>
+        <w:rPr>
+          <w:b/>
+          <w:bCs/>
+        </w:rPr>
+        <w:t>Промежуточное событие-таймер используется для того …</w:t>
+      </w:r>
+    </w:p>
+    <w:p>
+      <w:pPr>
+        <w:pStyle w:val="a3"/>
+      </w:pPr>
+    </w:p>
+    <w:p>
+      <w:r>
+        <w:t xml:space="preserve">Наиболее часто для описания бизнес-процессов применяют Промежуточное событие-таймер, которое позволяет моделировать моменты времени, периоды и таймауты. </w:t>
+      </w:r>
+    </w:p>
+    <w:p>
+      <w:r>
+        <w:t xml:space="preserve">Промежуточное событие данного типа графически изображается с аналоговыми часами внутри круга. </w:t>
+      </w:r>
+    </w:p>
+    <w:p>
+      <w:r>
+        <w:t xml:space="preserve">Промежуточное событие-таймер используется для того, чтобы </w:t>
+      </w:r>
+    </w:p>
+    <w:p>
+      <w:r>
+        <w:t xml:space="preserve">1. приостановить ход процесса до определенного времени </w:t>
+      </w:r>
+    </w:p>
+    <w:p>
+      <w:r>
+        <w:t>2. либо задать определённую цикличность выполнения действия (например, планирование и информирование о совещании каждую неделю в понедельник в 9.00 час.).</w:t>
+      </w:r>
+    </w:p>
+    <w:p>
+      <w:pPr>
+        <w:pStyle w:val="a3"/>
+      </w:pPr>
+    </w:p>
+    <w:p>
+      <w:pPr>
+        <w:pStyle w:val="a3"/>
+        <w:numPr>
+          <w:ilvl w:val="0"/>
+          <w:numId w:val="1"/>
+        </w:numPr>
+        <w:rPr>
+          <w:b/>
+          <w:bCs/>
+        </w:rPr>
+      </w:pPr>
+      <w:r>
+        <w:rPr>
+          <w:b/>
+          <w:bCs/>
+        </w:rPr>
+        <w:t>Что такое граничное событие в нотации BPMN? Как обозначается? Граничные события делятся на два класса. Какие? Приведите примеры граничных событий.</w:t>
+      </w:r>
+    </w:p>
+    <w:p>
+      <w:r>
+        <w:t>Граничные события BPMN – это промежуточные события-обработчики, которые прикрепляются к контуру (к границе) действия на диаграмме процесса. Граничные события BPMN обрабатывают события, происходящие при выполнении действия или подпроцесса, к границе которого они прикреплены. Таким образом, они могут прерывать подпроцесс (граничные прерывающие события) или активировать дополнительный поток управления, который выполняется одновременно с выполнением подпроцесса (граничные не прерывающие события). Ниже приведен пример диаграммы с граничным прерывающим событием BPMN:</w:t>
       </w:r>
     </w:p>
     <w:p>
@@ -2088,10 +2257,10 @@
           <w:noProof/>
         </w:rPr>
         <w:drawing>
-          <wp:inline distT="0" distB="0" distL="0" distR="0" wp14:anchorId="54466867" wp14:editId="2C20299C">
-            <wp:extent cx="5265876" cy="1996613"/>
-            <wp:effectExtent l="0" t="0" r="0" b="3810"/>
-            <wp:docPr id="14" name="Рисунок 14"/>
+          <wp:inline distT="0" distB="0" distL="0" distR="0" wp14:anchorId="451F3221" wp14:editId="58D3063C">
+            <wp:extent cx="5311600" cy="1966130"/>
+            <wp:effectExtent l="0" t="0" r="3810" b="0"/>
+            <wp:docPr id="13" name="Рисунок 13"/>
             <wp:cNvGraphicFramePr>
               <a:graphicFrameLocks xmlns:a="http://schemas.openxmlformats.org/drawingml/2006/main" noChangeAspect="1"/>
             </wp:cNvGraphicFramePr>
@@ -2111,7 +2280,7 @@
                   <pic:spPr>
                     <a:xfrm>
                       <a:off x="0" y="0"/>
-                      <a:ext cx="5265876" cy="1996613"/>
+                      <a:ext cx="5311600" cy="1966130"/>
                     </a:xfrm>
                     <a:prstGeom prst="rect">
                       <a:avLst/>
@@ -2126,65 +2295,25 @@
     </w:p>
     <w:p>
       <w:r>
-        <w:t>Граничное непрерывающее событие BPMN</w:t>
-      </w:r>
-    </w:p>
-    <w:p>
-      <w:r>
-        <w:t>Если при выполнении задачи 1 возникает событие 1, то эта задача не прерывается и поток операций процесса идет по двум маршрутам параллельно. Событие 1 может повторяться несколько раз, но только до момента завершения задачи 1. Если это событие не возникло, то процесс пойдет по стандартному маршруту – от задачи 1 к задаче 2 и т.д.</w:t>
-      </w:r>
-    </w:p>
-    <w:p>
-      <w:pPr>
-        <w:pStyle w:val="a3"/>
-        <w:numPr>
-          <w:ilvl w:val="0"/>
-          <w:numId w:val="1"/>
-        </w:numPr>
-        <w:rPr>
-          <w:b/>
-          <w:bCs/>
-        </w:rPr>
-      </w:pPr>
-      <w:r>
-        <w:rPr>
-          <w:b/>
-          <w:bCs/>
-        </w:rPr>
-        <w:t>BPMN позволяет использовать на диаграмме различные типы задач BPMN. Назовите их.</w:t>
-      </w:r>
-    </w:p>
-    <w:p>
-      <w:r>
-        <w:t>Тип задачи BPMN определяет природу действия, которое будет выполнено. В BPMN существуют следующие типы задач:</w:t>
-      </w:r>
-    </w:p>
-    <w:p>
-      <w:r>
-        <w:rPr>
-          <w:b/>
-          <w:bCs/>
-        </w:rPr>
-        <w:t>Задача без определенного типа называется абстрактной.</w:t>
-      </w:r>
-      <w:r>
-        <w:t xml:space="preserve"> Абстрактные задачи используют, когда тип задачи очевиден из контекста и его можно не указывать. Например, в бизнес-процессе, </w:t>
-      </w:r>
-      <w:r>
+        <w:t>Если при выполнении задачи 1 возникает событие 1, то эта задача прерывается и поток операций направляется к задаче 3. Процесс продолжается по новой ветке. Если событие 1 не возникает, то после выполнения задачи 1, выполняется задача 2 и так далее.</w:t>
+      </w:r>
+    </w:p>
+    <w:p>
+      <w:r>
+        <w:t>Теперь рассмотрим диаграмму с граничным не прерывающим событием BPMN. Граничное не прерывающее событие обозначается кругом, выполненным двойной штриховой линией.</w:t>
+      </w:r>
+    </w:p>
+    <w:p>
+      <w:r>
+        <w:rPr>
+          <w:noProof/>
+        </w:rPr>
         <w:lastRenderedPageBreak/>
-        <w:t>который выполняется полностью вручную, все задачи имеют тип «ручное выполнение» и это очевидно.</w:t>
-      </w:r>
-    </w:p>
-    <w:p>
-      <w:r>
-        <w:rPr>
-          <w:noProof/>
-        </w:rPr>
         <w:drawing>
-          <wp:inline distT="0" distB="0" distL="0" distR="0" wp14:anchorId="7C2C3735" wp14:editId="474EDDB2">
-            <wp:extent cx="1082134" cy="861135"/>
-            <wp:effectExtent l="0" t="0" r="3810" b="0"/>
-            <wp:docPr id="11" name="Рисунок 11"/>
+          <wp:inline distT="0" distB="0" distL="0" distR="0" wp14:anchorId="54466867" wp14:editId="2C20299C">
+            <wp:extent cx="5265876" cy="1996613"/>
+            <wp:effectExtent l="0" t="0" r="0" b="3810"/>
+            <wp:docPr id="14" name="Рисунок 14"/>
             <wp:cNvGraphicFramePr>
               <a:graphicFrameLocks xmlns:a="http://schemas.openxmlformats.org/drawingml/2006/main" noChangeAspect="1"/>
             </wp:cNvGraphicFramePr>
@@ -2204,7 +2333,7 @@
                   <pic:spPr>
                     <a:xfrm>
                       <a:off x="0" y="0"/>
-                      <a:ext cx="1082134" cy="861135"/>
+                      <a:ext cx="5265876" cy="1996613"/>
                     </a:xfrm>
                     <a:prstGeom prst="rect">
                       <a:avLst/>
@@ -2219,14 +2348,69 @@
     </w:p>
     <w:p>
       <w:r>
+        <w:t xml:space="preserve">Граничное </w:t>
+      </w:r>
+      <w:proofErr w:type="spellStart"/>
+      <w:r>
+        <w:t>непрерывающее</w:t>
+      </w:r>
+      <w:proofErr w:type="spellEnd"/>
+      <w:r>
+        <w:t xml:space="preserve"> событие BPMN</w:t>
+      </w:r>
+    </w:p>
+    <w:p>
+      <w:r>
+        <w:t>Если при выполнении задачи 1 возникает событие 1, то эта задача не прерывается и поток операций процесса идет по двум маршрутам параллельно. Событие 1 может повторяться несколько раз, но только до момента завершения задачи 1. Если это событие не возникло, то процесс пойдет по стандартному маршруту – от задачи 1 к задаче 2 и т.д.</w:t>
+      </w:r>
+    </w:p>
+    <w:p>
+      <w:pPr>
+        <w:pStyle w:val="a3"/>
+        <w:numPr>
+          <w:ilvl w:val="0"/>
+          <w:numId w:val="1"/>
+        </w:numPr>
+        <w:rPr>
+          <w:b/>
+          <w:bCs/>
+        </w:rPr>
+      </w:pPr>
+      <w:r>
+        <w:rPr>
+          <w:b/>
+          <w:bCs/>
+        </w:rPr>
+        <w:t>BPMN позволяет использовать на диаграмме различные типы задач BPMN. Назовите их.</w:t>
+      </w:r>
+    </w:p>
+    <w:p>
+      <w:r>
+        <w:t>Тип задачи BPMN определяет природу действия, которое будет выполнено. В BPMN существуют следующие типы задач:</w:t>
+      </w:r>
+    </w:p>
+    <w:p>
+      <w:r>
+        <w:rPr>
+          <w:b/>
+          <w:bCs/>
+        </w:rPr>
+        <w:t>Задача без определенного типа называется абстрактной.</w:t>
+      </w:r>
+      <w:r>
+        <w:t xml:space="preserve"> Абстрактные задачи используют, когда тип задачи очевиден из контекста и его можно не указывать. Например, в бизнес-процессе, который выполняется полностью вручную, все задачи имеют тип «ручное выполнение» и это очевидно.</w:t>
+      </w:r>
+    </w:p>
+    <w:p>
+      <w:r>
         <w:rPr>
           <w:noProof/>
         </w:rPr>
         <w:drawing>
-          <wp:inline distT="0" distB="0" distL="0" distR="0" wp14:anchorId="059AD574" wp14:editId="1FFB6BFB">
-            <wp:extent cx="4900085" cy="1615580"/>
-            <wp:effectExtent l="0" t="0" r="0" b="3810"/>
-            <wp:docPr id="10" name="Рисунок 10"/>
+          <wp:inline distT="0" distB="0" distL="0" distR="0" wp14:anchorId="7C2C3735" wp14:editId="474EDDB2">
+            <wp:extent cx="1082134" cy="861135"/>
+            <wp:effectExtent l="0" t="0" r="3810" b="0"/>
+            <wp:docPr id="11" name="Рисунок 11"/>
             <wp:cNvGraphicFramePr>
               <a:graphicFrameLocks xmlns:a="http://schemas.openxmlformats.org/drawingml/2006/main" noChangeAspect="1"/>
             </wp:cNvGraphicFramePr>
@@ -2246,7 +2430,7 @@
                   <pic:spPr>
                     <a:xfrm>
                       <a:off x="0" y="0"/>
-                      <a:ext cx="4900085" cy="1615580"/>
+                      <a:ext cx="1082134" cy="861135"/>
                     </a:xfrm>
                     <a:prstGeom prst="rect">
                       <a:avLst/>
@@ -2261,37 +2445,14 @@
     </w:p>
     <w:p>
       <w:r>
-        <w:t>Использование абстрактных задач BPMN</w:t>
-      </w:r>
-    </w:p>
-    <w:p>
-      <w:r>
-        <w:t>Также абстрактные задачи используют для первичного «чернового» моделирования логики бизнес-процесса.</w:t>
-      </w:r>
-    </w:p>
-    <w:p/>
-    <w:p>
-      <w:r>
-        <w:rPr>
-          <w:b/>
-          <w:bCs/>
-        </w:rPr>
-        <w:t>Задача «Получение сообщения»</w:t>
-      </w:r>
-      <w:r>
-        <w:t xml:space="preserve"> ожидает поступление сообщения от другого участника или процесса. Задача считается выполненной, если сообщение получено хотя бы один раз. Такая задача приостанавливает выполнение процесса до тех пор, пока не будет получено сообщение.</w:t>
-      </w:r>
-    </w:p>
-    <w:p>
-      <w:r>
         <w:rPr>
           <w:noProof/>
         </w:rPr>
         <w:drawing>
-          <wp:inline distT="0" distB="0" distL="0" distR="0" wp14:anchorId="3E3F9639" wp14:editId="2872EE76">
-            <wp:extent cx="1158340" cy="1005927"/>
-            <wp:effectExtent l="0" t="0" r="3810" b="3810"/>
-            <wp:docPr id="9" name="Рисунок 9"/>
+          <wp:inline distT="0" distB="0" distL="0" distR="0" wp14:anchorId="059AD574" wp14:editId="1FFB6BFB">
+            <wp:extent cx="4900085" cy="1615580"/>
+            <wp:effectExtent l="0" t="0" r="0" b="3810"/>
+            <wp:docPr id="10" name="Рисунок 10"/>
             <wp:cNvGraphicFramePr>
               <a:graphicFrameLocks xmlns:a="http://schemas.openxmlformats.org/drawingml/2006/main" noChangeAspect="1"/>
             </wp:cNvGraphicFramePr>
@@ -2311,7 +2472,7 @@
                   <pic:spPr>
                     <a:xfrm>
                       <a:off x="0" y="0"/>
-                      <a:ext cx="1158340" cy="1005927"/>
+                      <a:ext cx="4900085" cy="1615580"/>
                     </a:xfrm>
                     <a:prstGeom prst="rect">
                       <a:avLst/>
@@ -2326,7 +2487,25 @@
     </w:p>
     <w:p>
       <w:r>
-        <w:t>Альтернативой данной задаче является промежуточное событие-обработчик с типом «Сообщение»:</w:t>
+        <w:t>Использование абстрактных задач BPMN</w:t>
+      </w:r>
+    </w:p>
+    <w:p>
+      <w:r>
+        <w:t>Также абстрактные задачи используют для первичного «чернового» моделирования логики бизнес-процесса.</w:t>
+      </w:r>
+    </w:p>
+    <w:p/>
+    <w:p>
+      <w:r>
+        <w:rPr>
+          <w:b/>
+          <w:bCs/>
+        </w:rPr>
+        <w:t>Задача «Получение сообщения»</w:t>
+      </w:r>
+      <w:r>
+        <w:t xml:space="preserve"> ожидает поступление сообщения от другого участника или процесса. Задача считается выполненной, если сообщение получено хотя бы один раз. Такая задача приостанавливает выполнение процесса до тех пор, пока не будет получено сообщение.</w:t>
       </w:r>
     </w:p>
     <w:p>
@@ -2334,11 +2513,12 @@
         <w:rPr>
           <w:noProof/>
         </w:rPr>
+        <w:lastRenderedPageBreak/>
         <w:drawing>
-          <wp:inline distT="0" distB="0" distL="0" distR="0" wp14:anchorId="3B4212C7" wp14:editId="70D721F9">
-            <wp:extent cx="876376" cy="929721"/>
-            <wp:effectExtent l="0" t="0" r="0" b="3810"/>
-            <wp:docPr id="12" name="Рисунок 12"/>
+          <wp:inline distT="0" distB="0" distL="0" distR="0" wp14:anchorId="3E3F9639" wp14:editId="2872EE76">
+            <wp:extent cx="1158340" cy="1005927"/>
+            <wp:effectExtent l="0" t="0" r="3810" b="3810"/>
+            <wp:docPr id="9" name="Рисунок 9"/>
             <wp:cNvGraphicFramePr>
               <a:graphicFrameLocks xmlns:a="http://schemas.openxmlformats.org/drawingml/2006/main" noChangeAspect="1"/>
             </wp:cNvGraphicFramePr>
@@ -2358,7 +2538,7 @@
                   <pic:spPr>
                     <a:xfrm>
                       <a:off x="0" y="0"/>
-                      <a:ext cx="876376" cy="929721"/>
+                      <a:ext cx="1158340" cy="1005927"/>
                     </a:xfrm>
                     <a:prstGeom prst="rect">
                       <a:avLst/>
@@ -2373,7 +2553,7 @@
     </w:p>
     <w:p>
       <w:r>
-        <w:t>Пример 1: с задачей «Получение сообщения»</w:t>
+        <w:t>Альтернативой данной задаче является промежуточное событие-обработчик с типом «Сообщение»:</w:t>
       </w:r>
     </w:p>
     <w:p>
@@ -2381,12 +2561,11 @@
         <w:rPr>
           <w:noProof/>
         </w:rPr>
-        <w:lastRenderedPageBreak/>
         <w:drawing>
-          <wp:inline distT="0" distB="0" distL="0" distR="0" wp14:anchorId="5C247D14" wp14:editId="7EDF61DF">
-            <wp:extent cx="4938188" cy="1455546"/>
-            <wp:effectExtent l="0" t="0" r="0" b="0"/>
-            <wp:docPr id="15" name="Рисунок 15"/>
+          <wp:inline distT="0" distB="0" distL="0" distR="0" wp14:anchorId="3B4212C7" wp14:editId="70D721F9">
+            <wp:extent cx="876376" cy="929721"/>
+            <wp:effectExtent l="0" t="0" r="0" b="3810"/>
+            <wp:docPr id="12" name="Рисунок 12"/>
             <wp:cNvGraphicFramePr>
               <a:graphicFrameLocks xmlns:a="http://schemas.openxmlformats.org/drawingml/2006/main" noChangeAspect="1"/>
             </wp:cNvGraphicFramePr>
@@ -2406,7 +2585,7 @@
                   <pic:spPr>
                     <a:xfrm>
                       <a:off x="0" y="0"/>
-                      <a:ext cx="4938188" cy="1455546"/>
+                      <a:ext cx="876376" cy="929721"/>
                     </a:xfrm>
                     <a:prstGeom prst="rect">
                       <a:avLst/>
@@ -2421,7 +2600,7 @@
     </w:p>
     <w:p>
       <w:r>
-        <w:t>Пример 2: с промежуточным событием-обработчиком «Сообщение»</w:t>
+        <w:t>Пример 1: с задачей «Получение сообщения»</w:t>
       </w:r>
     </w:p>
     <w:p>
@@ -2430,10 +2609,10 @@
           <w:noProof/>
         </w:rPr>
         <w:drawing>
-          <wp:inline distT="0" distB="0" distL="0" distR="0" wp14:anchorId="7EE3F7AC" wp14:editId="0AA1892F">
-            <wp:extent cx="4961050" cy="1539373"/>
-            <wp:effectExtent l="0" t="0" r="0" b="3810"/>
-            <wp:docPr id="16" name="Рисунок 16"/>
+          <wp:inline distT="0" distB="0" distL="0" distR="0" wp14:anchorId="5C247D14" wp14:editId="7EDF61DF">
+            <wp:extent cx="4938188" cy="1455546"/>
+            <wp:effectExtent l="0" t="0" r="0" b="0"/>
+            <wp:docPr id="15" name="Рисунок 15"/>
             <wp:cNvGraphicFramePr>
               <a:graphicFrameLocks xmlns:a="http://schemas.openxmlformats.org/drawingml/2006/main" noChangeAspect="1"/>
             </wp:cNvGraphicFramePr>
@@ -2453,7 +2632,7 @@
                   <pic:spPr>
                     <a:xfrm>
                       <a:off x="0" y="0"/>
-                      <a:ext cx="4961050" cy="1539373"/>
+                      <a:ext cx="4938188" cy="1455546"/>
                     </a:xfrm>
                     <a:prstGeom prst="rect">
                       <a:avLst/>
@@ -2466,17 +2645,21 @@
         </w:drawing>
       </w:r>
     </w:p>
-    <w:p/>
+    <w:p>
+      <w:r>
+        <w:t>Пример 2: с промежуточным событием-обработчиком «Сообщение»</w:t>
+      </w:r>
+    </w:p>
     <w:p>
       <w:r>
         <w:rPr>
           <w:noProof/>
         </w:rPr>
         <w:drawing>
-          <wp:inline distT="0" distB="0" distL="0" distR="0" wp14:anchorId="16EE5BDC" wp14:editId="5146C4BD">
-            <wp:extent cx="1066892" cy="876376"/>
-            <wp:effectExtent l="0" t="0" r="0" b="0"/>
-            <wp:docPr id="17" name="Рисунок 17"/>
+          <wp:inline distT="0" distB="0" distL="0" distR="0" wp14:anchorId="7EE3F7AC" wp14:editId="0AA1892F">
+            <wp:extent cx="4961050" cy="1539373"/>
+            <wp:effectExtent l="0" t="0" r="0" b="3810"/>
+            <wp:docPr id="16" name="Рисунок 16"/>
             <wp:cNvGraphicFramePr>
               <a:graphicFrameLocks xmlns:a="http://schemas.openxmlformats.org/drawingml/2006/main" noChangeAspect="1"/>
             </wp:cNvGraphicFramePr>
@@ -2496,7 +2679,7 @@
                   <pic:spPr>
                     <a:xfrm>
                       <a:off x="0" y="0"/>
-                      <a:ext cx="1066892" cy="876376"/>
+                      <a:ext cx="4961050" cy="1539373"/>
                     </a:xfrm>
                     <a:prstGeom prst="rect">
                       <a:avLst/>
@@ -2509,26 +2692,17 @@
         </w:drawing>
       </w:r>
     </w:p>
-    <w:p>
-      <w:r>
-        <w:t>Суть задачи – отправка сообщения другому участнику или процессу. Задача считается выполненной сразу по факту отправки сообщения. Такая задача не приостанавливает выполнение процесса, и выполняется моментально.</w:t>
-      </w:r>
-    </w:p>
-    <w:p>
-      <w:r>
-        <w:t>Альтернативной такой задаче является промежуточное событие-инициатор с типом «Сообщение»:</w:t>
-      </w:r>
-    </w:p>
+    <w:p/>
     <w:p>
       <w:r>
         <w:rPr>
           <w:noProof/>
         </w:rPr>
         <w:drawing>
-          <wp:inline distT="0" distB="0" distL="0" distR="0" wp14:anchorId="3384F35D" wp14:editId="0E78FBCC">
-            <wp:extent cx="922100" cy="929721"/>
-            <wp:effectExtent l="0" t="0" r="0" b="3810"/>
-            <wp:docPr id="18" name="Рисунок 18"/>
+          <wp:inline distT="0" distB="0" distL="0" distR="0" wp14:anchorId="16EE5BDC" wp14:editId="5146C4BD">
+            <wp:extent cx="1066892" cy="876376"/>
+            <wp:effectExtent l="0" t="0" r="0" b="0"/>
+            <wp:docPr id="17" name="Рисунок 17"/>
             <wp:cNvGraphicFramePr>
               <a:graphicFrameLocks xmlns:a="http://schemas.openxmlformats.org/drawingml/2006/main" noChangeAspect="1"/>
             </wp:cNvGraphicFramePr>
@@ -2548,7 +2722,7 @@
                   <pic:spPr>
                     <a:xfrm>
                       <a:off x="0" y="0"/>
-                      <a:ext cx="922100" cy="929721"/>
+                      <a:ext cx="1066892" cy="876376"/>
                     </a:xfrm>
                     <a:prstGeom prst="rect">
                       <a:avLst/>
@@ -2563,7 +2737,12 @@
     </w:p>
     <w:p>
       <w:r>
-        <w:t>Пример 1: с задачей «Отправка сообщения»</w:t>
+        <w:t>Суть задачи – отправка сообщения другому участнику или процессу. Задача считается выполненной сразу по факту отправки сообщения. Такая задача не приостанавливает выполнение процесса, и выполняется моментально.</w:t>
+      </w:r>
+    </w:p>
+    <w:p>
+      <w:r>
+        <w:t>Альтернативной такой задаче является промежуточное событие-инициатор с типом «Сообщение»:</w:t>
       </w:r>
     </w:p>
     <w:p>
@@ -2571,11 +2750,12 @@
         <w:rPr>
           <w:noProof/>
         </w:rPr>
+        <w:lastRenderedPageBreak/>
         <w:drawing>
-          <wp:inline distT="0" distB="0" distL="0" distR="0" wp14:anchorId="0067ABDA" wp14:editId="24386ACB">
-            <wp:extent cx="4953429" cy="807790"/>
-            <wp:effectExtent l="0" t="0" r="0" b="0"/>
-            <wp:docPr id="19" name="Рисунок 19"/>
+          <wp:inline distT="0" distB="0" distL="0" distR="0" wp14:anchorId="3384F35D" wp14:editId="0E78FBCC">
+            <wp:extent cx="922100" cy="929721"/>
+            <wp:effectExtent l="0" t="0" r="0" b="3810"/>
+            <wp:docPr id="18" name="Рисунок 18"/>
             <wp:cNvGraphicFramePr>
               <a:graphicFrameLocks xmlns:a="http://schemas.openxmlformats.org/drawingml/2006/main" noChangeAspect="1"/>
             </wp:cNvGraphicFramePr>
@@ -2595,7 +2775,7 @@
                   <pic:spPr>
                     <a:xfrm>
                       <a:off x="0" y="0"/>
-                      <a:ext cx="4953429" cy="807790"/>
+                      <a:ext cx="922100" cy="929721"/>
                     </a:xfrm>
                     <a:prstGeom prst="rect">
                       <a:avLst/>
@@ -2610,7 +2790,7 @@
     </w:p>
     <w:p>
       <w:r>
-        <w:t>Пример 2: с промежуточным событием-инициатором «Сообщение»</w:t>
+        <w:t>Пример 1: с задачей «Отправка сообщения»</w:t>
       </w:r>
     </w:p>
     <w:p>
@@ -2618,12 +2798,11 @@
         <w:rPr>
           <w:noProof/>
         </w:rPr>
-        <w:lastRenderedPageBreak/>
         <w:drawing>
-          <wp:inline distT="0" distB="0" distL="0" distR="0" wp14:anchorId="1859D606" wp14:editId="49745089">
-            <wp:extent cx="4915326" cy="990686"/>
+          <wp:inline distT="0" distB="0" distL="0" distR="0" wp14:anchorId="0067ABDA" wp14:editId="24386ACB">
+            <wp:extent cx="4953429" cy="807790"/>
             <wp:effectExtent l="0" t="0" r="0" b="0"/>
-            <wp:docPr id="20" name="Рисунок 20"/>
+            <wp:docPr id="19" name="Рисунок 19"/>
             <wp:cNvGraphicFramePr>
               <a:graphicFrameLocks xmlns:a="http://schemas.openxmlformats.org/drawingml/2006/main" noChangeAspect="1"/>
             </wp:cNvGraphicFramePr>
@@ -2643,7 +2822,7 @@
                   <pic:spPr>
                     <a:xfrm>
                       <a:off x="0" y="0"/>
-                      <a:ext cx="4915326" cy="990686"/>
+                      <a:ext cx="4953429" cy="807790"/>
                     </a:xfrm>
                     <a:prstGeom prst="rect">
                       <a:avLst/>
@@ -2656,17 +2835,21 @@
         </w:drawing>
       </w:r>
     </w:p>
-    <w:p/>
+    <w:p>
+      <w:r>
+        <w:t>Пример 2: с промежуточным событием-инициатором «Сообщение»</w:t>
+      </w:r>
+    </w:p>
     <w:p>
       <w:r>
         <w:rPr>
           <w:noProof/>
         </w:rPr>
         <w:drawing>
-          <wp:inline distT="0" distB="0" distL="0" distR="0" wp14:anchorId="7FA8897F" wp14:editId="7FAFC3AB">
-            <wp:extent cx="1082134" cy="914479"/>
-            <wp:effectExtent l="0" t="0" r="3810" b="0"/>
-            <wp:docPr id="21" name="Рисунок 21"/>
+          <wp:inline distT="0" distB="0" distL="0" distR="0" wp14:anchorId="1859D606" wp14:editId="49745089">
+            <wp:extent cx="4915326" cy="990686"/>
+            <wp:effectExtent l="0" t="0" r="0" b="0"/>
+            <wp:docPr id="20" name="Рисунок 20"/>
             <wp:cNvGraphicFramePr>
               <a:graphicFrameLocks xmlns:a="http://schemas.openxmlformats.org/drawingml/2006/main" noChangeAspect="1"/>
             </wp:cNvGraphicFramePr>
@@ -2686,7 +2869,7 @@
                   <pic:spPr>
                     <a:xfrm>
                       <a:off x="0" y="0"/>
-                      <a:ext cx="1082134" cy="914479"/>
+                      <a:ext cx="4915326" cy="990686"/>
                     </a:xfrm>
                     <a:prstGeom prst="rect">
                       <a:avLst/>
@@ -2699,32 +2882,17 @@
         </w:drawing>
       </w:r>
     </w:p>
-    <w:p>
-      <w:r>
-        <w:t>Данная задача запускает сценарий (т.е. последовательность действий) или программный код, который выполняется автоматически.</w:t>
-      </w:r>
-    </w:p>
     <w:p/>
     <w:p>
       <w:r>
-        <w:t>«Задача-сценарий» всегда выполняется той информационной системой, которая управляет всем бизнес-процессом: запускает и завершает экземпляры процессов, назначает задачи пользователям и т.д. Это может быть корпоративный портал, BPM-система, система документооборота, система управления задачами или модуль исполняемых бизнес-процессов, встроенный в корпоративную информационную систему.</w:t>
-      </w:r>
-    </w:p>
-    <w:p>
-      <w:r>
-        <w:t>Пример применения задач-сценариев:</w:t>
-      </w:r>
-    </w:p>
-    <w:p>
-      <w:r>
         <w:rPr>
           <w:noProof/>
         </w:rPr>
         <w:drawing>
-          <wp:inline distT="0" distB="0" distL="0" distR="0" wp14:anchorId="1530E92F" wp14:editId="106E7024">
-            <wp:extent cx="4915326" cy="838273"/>
-            <wp:effectExtent l="0" t="0" r="0" b="0"/>
-            <wp:docPr id="22" name="Рисунок 22"/>
+          <wp:inline distT="0" distB="0" distL="0" distR="0" wp14:anchorId="7FA8897F" wp14:editId="7FAFC3AB">
+            <wp:extent cx="1082134" cy="914479"/>
+            <wp:effectExtent l="0" t="0" r="3810" b="0"/>
+            <wp:docPr id="21" name="Рисунок 21"/>
             <wp:cNvGraphicFramePr>
               <a:graphicFrameLocks xmlns:a="http://schemas.openxmlformats.org/drawingml/2006/main" noChangeAspect="1"/>
             </wp:cNvGraphicFramePr>
@@ -2744,6 +2912,64 @@
                   <pic:spPr>
                     <a:xfrm>
                       <a:off x="0" y="0"/>
+                      <a:ext cx="1082134" cy="914479"/>
+                    </a:xfrm>
+                    <a:prstGeom prst="rect">
+                      <a:avLst/>
+                    </a:prstGeom>
+                  </pic:spPr>
+                </pic:pic>
+              </a:graphicData>
+            </a:graphic>
+          </wp:inline>
+        </w:drawing>
+      </w:r>
+    </w:p>
+    <w:p>
+      <w:r>
+        <w:t>Данная задача запускает сценарий (т.е. последовательность действий) или программный код, который выполняется автоматически.</w:t>
+      </w:r>
+    </w:p>
+    <w:p/>
+    <w:p>
+      <w:r>
+        <w:t>«Задача-сценарий» всегда выполняется той информационной системой, которая управляет всем бизнес-процессом: запускает и завершает экземпляры процессов, назначает задачи пользователям и т.д. Это может быть корпоративный портал, BPM-система, система документооборота, система управления задачами или модуль исполняемых бизнес-процессов, встроенный в корпоративную информационную систему.</w:t>
+      </w:r>
+    </w:p>
+    <w:p>
+      <w:r>
+        <w:t>Пример применения задач-сценариев:</w:t>
+      </w:r>
+    </w:p>
+    <w:p>
+      <w:r>
+        <w:rPr>
+          <w:noProof/>
+        </w:rPr>
+        <w:drawing>
+          <wp:inline distT="0" distB="0" distL="0" distR="0" wp14:anchorId="1530E92F" wp14:editId="106E7024">
+            <wp:extent cx="4915326" cy="838273"/>
+            <wp:effectExtent l="0" t="0" r="0" b="0"/>
+            <wp:docPr id="22" name="Рисунок 22"/>
+            <wp:cNvGraphicFramePr>
+              <a:graphicFrameLocks xmlns:a="http://schemas.openxmlformats.org/drawingml/2006/main" noChangeAspect="1"/>
+            </wp:cNvGraphicFramePr>
+            <a:graphic xmlns:a="http://schemas.openxmlformats.org/drawingml/2006/main">
+              <a:graphicData uri="http://schemas.openxmlformats.org/drawingml/2006/picture">
+                <pic:pic xmlns:pic="http://schemas.openxmlformats.org/drawingml/2006/picture">
+                  <pic:nvPicPr>
+                    <pic:cNvPr id="1" name=""/>
+                    <pic:cNvPicPr/>
+                  </pic:nvPicPr>
+                  <pic:blipFill>
+                    <a:blip r:embed="rId32"/>
+                    <a:stretch>
+                      <a:fillRect/>
+                    </a:stretch>
+                  </pic:blipFill>
+                  <pic:spPr>
+                    <a:xfrm>
+                      <a:off x="0" y="0"/>
                       <a:ext cx="4915326" cy="838273"/>
                     </a:xfrm>
                     <a:prstGeom prst="rect">
@@ -2781,7 +3007,7 @@
                     </pic:cNvPicPr>
                   </pic:nvPicPr>
                   <pic:blipFill>
-                    <a:blip r:embed="rId32">
+                    <a:blip r:embed="rId33">
                       <a:extLst>
                         <a:ext uri="{28A0092B-C50C-407E-A947-70E740481C1C}">
                           <a14:useLocalDpi xmlns:a14="http://schemas.microsoft.com/office/drawing/2010/main" val="0"/>
@@ -2812,6 +3038,7 @@
     </w:p>
     <w:p>
       <w:r>
+        <w:lastRenderedPageBreak/>
         <w:t>Сервисная задача выполняется автоматически (без участия человека) произвольной информационной системой, веб-сервисом, машиной или оборудованием.</w:t>
       </w:r>
     </w:p>
@@ -2835,50 +3062,6 @@
             <wp:extent cx="4892464" cy="929721"/>
             <wp:effectExtent l="0" t="0" r="3810" b="3810"/>
             <wp:docPr id="24" name="Рисунок 24"/>
-            <wp:cNvGraphicFramePr>
-              <a:graphicFrameLocks xmlns:a="http://schemas.openxmlformats.org/drawingml/2006/main" noChangeAspect="1"/>
-            </wp:cNvGraphicFramePr>
-            <a:graphic xmlns:a="http://schemas.openxmlformats.org/drawingml/2006/main">
-              <a:graphicData uri="http://schemas.openxmlformats.org/drawingml/2006/picture">
-                <pic:pic xmlns:pic="http://schemas.openxmlformats.org/drawingml/2006/picture">
-                  <pic:nvPicPr>
-                    <pic:cNvPr id="1" name=""/>
-                    <pic:cNvPicPr/>
-                  </pic:nvPicPr>
-                  <pic:blipFill>
-                    <a:blip r:embed="rId33"/>
-                    <a:stretch>
-                      <a:fillRect/>
-                    </a:stretch>
-                  </pic:blipFill>
-                  <pic:spPr>
-                    <a:xfrm>
-                      <a:off x="0" y="0"/>
-                      <a:ext cx="4892464" cy="929721"/>
-                    </a:xfrm>
-                    <a:prstGeom prst="rect">
-                      <a:avLst/>
-                    </a:prstGeom>
-                  </pic:spPr>
-                </pic:pic>
-              </a:graphicData>
-            </a:graphic>
-          </wp:inline>
-        </w:drawing>
-      </w:r>
-    </w:p>
-    <w:p/>
-    <w:p>
-      <w:r>
-        <w:rPr>
-          <w:noProof/>
-        </w:rPr>
-        <w:lastRenderedPageBreak/>
-        <w:drawing>
-          <wp:inline distT="0" distB="0" distL="0" distR="0" wp14:anchorId="7BC20A5B" wp14:editId="5E144675">
-            <wp:extent cx="1120237" cy="891617"/>
-            <wp:effectExtent l="0" t="0" r="3810" b="3810"/>
-            <wp:docPr id="25" name="Рисунок 25"/>
             <wp:cNvGraphicFramePr>
               <a:graphicFrameLocks xmlns:a="http://schemas.openxmlformats.org/drawingml/2006/main" noChangeAspect="1"/>
             </wp:cNvGraphicFramePr>
@@ -2898,7 +3081,7 @@
                   <pic:spPr>
                     <a:xfrm>
                       <a:off x="0" y="0"/>
-                      <a:ext cx="1120237" cy="891617"/>
+                      <a:ext cx="4892464" cy="929721"/>
                     </a:xfrm>
                     <a:prstGeom prst="rect">
                       <a:avLst/>
@@ -2911,36 +3094,17 @@
         </w:drawing>
       </w:r>
     </w:p>
-    <w:p>
-      <w:r>
-        <w:t>Эта задача содержит правила и соответствующие им действия, которые должны быть выполнены при выполнении правила. Суть такой задачи похожа на «Задачу-сценарий», но есть отличия.</w:t>
-      </w:r>
-    </w:p>
-    <w:p>
-      <w:r>
-        <w:t>«Задача-сценарий» содержит одно или несколько действий, причем их все необходимо выполнить для завершения задачи.</w:t>
-      </w:r>
-    </w:p>
-    <w:p>
-      <w:r>
-        <w:t>«Бизнес-правило» содержит различные наборы действий, причем выполняется только тот набор, который соответствует определенному условию.</w:t>
-      </w:r>
-    </w:p>
-    <w:p>
-      <w:r>
-        <w:t>Бизнес-правила используются, когда в бизнес-процесс нужно заложить сложную логику принятия решения или выполнения расчетов, или каких-либо действий.</w:t>
-      </w:r>
-    </w:p>
+    <w:p/>
     <w:p>
       <w:r>
         <w:rPr>
           <w:noProof/>
         </w:rPr>
         <w:drawing>
-          <wp:inline distT="0" distB="0" distL="0" distR="0" wp14:anchorId="468FDFBB" wp14:editId="1886DC55">
-            <wp:extent cx="1074513" cy="899238"/>
-            <wp:effectExtent l="0" t="0" r="0" b="0"/>
-            <wp:docPr id="26" name="Рисунок 26"/>
+          <wp:inline distT="0" distB="0" distL="0" distR="0" wp14:anchorId="7BC20A5B" wp14:editId="5E144675">
+            <wp:extent cx="1120237" cy="891617"/>
+            <wp:effectExtent l="0" t="0" r="3810" b="3810"/>
+            <wp:docPr id="25" name="Рисунок 25"/>
             <wp:cNvGraphicFramePr>
               <a:graphicFrameLocks xmlns:a="http://schemas.openxmlformats.org/drawingml/2006/main" noChangeAspect="1"/>
             </wp:cNvGraphicFramePr>
@@ -2960,7 +3124,7 @@
                   <pic:spPr>
                     <a:xfrm>
                       <a:off x="0" y="0"/>
-                      <a:ext cx="1074513" cy="899238"/>
+                      <a:ext cx="1120237" cy="891617"/>
                     </a:xfrm>
                     <a:prstGeom prst="rect">
                       <a:avLst/>
@@ -2975,12 +3139,22 @@
     </w:p>
     <w:p>
       <w:r>
-        <w:t>Ручная задача выполняется человеком, без применения каких-либо автоматизированных решений и систем. Например: «Перенести груз из точки А в точку Б», «Визуально проверить отсутствие дефектов», «Налить стакан воды» и т.д.</w:t>
-      </w:r>
-    </w:p>
-    <w:p>
-      <w:r>
-        <w:t>Пример применения ручных операций:</w:t>
+        <w:t>Эта задача содержит правила и соответствующие им действия, которые должны быть выполнены при выполнении правила. Суть такой задачи похожа на «Задачу-сценарий», но есть отличия.</w:t>
+      </w:r>
+    </w:p>
+    <w:p>
+      <w:r>
+        <w:t>«Задача-сценарий» содержит одно или несколько действий, причем их все необходимо выполнить для завершения задачи.</w:t>
+      </w:r>
+    </w:p>
+    <w:p>
+      <w:r>
+        <w:t>«Бизнес-правило» содержит различные наборы действий, причем выполняется только тот набор, который соответствует определенному условию.</w:t>
+      </w:r>
+    </w:p>
+    <w:p>
+      <w:r>
+        <w:t>Бизнес-правила используются, когда в бизнес-процесс нужно заложить сложную логику принятия решения или выполнения расчетов, или каких-либо действий.</w:t>
       </w:r>
     </w:p>
     <w:p>
@@ -2989,10 +3163,10 @@
           <w:noProof/>
         </w:rPr>
         <w:drawing>
-          <wp:inline distT="0" distB="0" distL="0" distR="0" wp14:anchorId="4CA988D0" wp14:editId="1EF27CB0">
-            <wp:extent cx="4930567" cy="952583"/>
-            <wp:effectExtent l="0" t="0" r="3810" b="0"/>
-            <wp:docPr id="27" name="Рисунок 27"/>
+          <wp:inline distT="0" distB="0" distL="0" distR="0" wp14:anchorId="468FDFBB" wp14:editId="1886DC55">
+            <wp:extent cx="1074513" cy="899238"/>
+            <wp:effectExtent l="0" t="0" r="0" b="0"/>
+            <wp:docPr id="26" name="Рисунок 26"/>
             <wp:cNvGraphicFramePr>
               <a:graphicFrameLocks xmlns:a="http://schemas.openxmlformats.org/drawingml/2006/main" noChangeAspect="1"/>
             </wp:cNvGraphicFramePr>
@@ -3012,7 +3186,7 @@
                   <pic:spPr>
                     <a:xfrm>
                       <a:off x="0" y="0"/>
-                      <a:ext cx="4930567" cy="952583"/>
+                      <a:ext cx="1074513" cy="899238"/>
                     </a:xfrm>
                     <a:prstGeom prst="rect">
                       <a:avLst/>
@@ -3025,17 +3199,26 @@
         </w:drawing>
       </w:r>
     </w:p>
-    <w:p/>
+    <w:p>
+      <w:r>
+        <w:t>Ручная задача выполняется человеком, без применения каких-либо автоматизированных решений и систем. Например: «Перенести груз из точки А в точку Б», «Визуально проверить отсутствие дефектов», «Налить стакан воды» и т.д.</w:t>
+      </w:r>
+    </w:p>
+    <w:p>
+      <w:r>
+        <w:t>Пример применения ручных операций:</w:t>
+      </w:r>
+    </w:p>
     <w:p>
       <w:r>
         <w:rPr>
           <w:noProof/>
         </w:rPr>
         <w:drawing>
-          <wp:inline distT="0" distB="0" distL="0" distR="0" wp14:anchorId="5C710B41" wp14:editId="77C9B70B">
-            <wp:extent cx="1044030" cy="815411"/>
-            <wp:effectExtent l="0" t="0" r="3810" b="3810"/>
-            <wp:docPr id="28" name="Рисунок 28"/>
+          <wp:inline distT="0" distB="0" distL="0" distR="0" wp14:anchorId="4CA988D0" wp14:editId="1EF27CB0">
+            <wp:extent cx="4930567" cy="952583"/>
+            <wp:effectExtent l="0" t="0" r="3810" b="0"/>
+            <wp:docPr id="27" name="Рисунок 27"/>
             <wp:cNvGraphicFramePr>
               <a:graphicFrameLocks xmlns:a="http://schemas.openxmlformats.org/drawingml/2006/main" noChangeAspect="1"/>
             </wp:cNvGraphicFramePr>
@@ -3055,7 +3238,7 @@
                   <pic:spPr>
                     <a:xfrm>
                       <a:off x="0" y="0"/>
-                      <a:ext cx="1044030" cy="815411"/>
+                      <a:ext cx="4930567" cy="952583"/>
                     </a:xfrm>
                     <a:prstGeom prst="rect">
                       <a:avLst/>
@@ -3068,26 +3251,18 @@
         </w:drawing>
       </w:r>
     </w:p>
-    <w:p>
-      <w:r>
-        <w:t>Пользовательская задача выполняется человеком – пользователем произвольного сервиса, программного продукта (информационной системы), либо автоматизированного решения. При выполнении таких задач обычно требуется ввод данных, создание записей в информационных системах, выгрузка отчетов, манипуляции с объектами на экране и т.д.</w:t>
-      </w:r>
-    </w:p>
-    <w:p>
-      <w:r>
-        <w:t>Пример применения пользовательских задач:</w:t>
-      </w:r>
-    </w:p>
+    <w:p/>
     <w:p>
       <w:r>
         <w:rPr>
           <w:noProof/>
         </w:rPr>
+        <w:lastRenderedPageBreak/>
         <w:drawing>
-          <wp:inline distT="0" distB="0" distL="0" distR="0" wp14:anchorId="16DAB821" wp14:editId="5FD687CD">
-            <wp:extent cx="4892464" cy="815411"/>
+          <wp:inline distT="0" distB="0" distL="0" distR="0" wp14:anchorId="5C710B41" wp14:editId="77C9B70B">
+            <wp:extent cx="1044030" cy="815411"/>
             <wp:effectExtent l="0" t="0" r="3810" b="3810"/>
-            <wp:docPr id="29" name="Рисунок 29"/>
+            <wp:docPr id="28" name="Рисунок 28"/>
             <wp:cNvGraphicFramePr>
               <a:graphicFrameLocks xmlns:a="http://schemas.openxmlformats.org/drawingml/2006/main" noChangeAspect="1"/>
             </wp:cNvGraphicFramePr>
@@ -3107,7 +3282,7 @@
                   <pic:spPr>
                     <a:xfrm>
                       <a:off x="0" y="0"/>
-                      <a:ext cx="4892464" cy="815411"/>
+                      <a:ext cx="1044030" cy="815411"/>
                     </a:xfrm>
                     <a:prstGeom prst="rect">
                       <a:avLst/>
@@ -3122,15 +3297,24 @@
     </w:p>
     <w:p>
       <w:r>
+        <w:t>Пользовательская задача выполняется человеком – пользователем произвольного сервиса, программного продукта (информационной системы), либо автоматизированного решения. При выполнении таких задач обычно требуется ввод данных, создание записей в информационных системах, выгрузка отчетов, манипуляции с объектами на экране и т.д.</w:t>
+      </w:r>
+    </w:p>
+    <w:p>
+      <w:r>
+        <w:t>Пример применения пользовательских задач:</w:t>
+      </w:r>
+    </w:p>
+    <w:p>
+      <w:r>
         <w:rPr>
           <w:noProof/>
         </w:rPr>
-        <w:lastRenderedPageBreak/>
         <w:drawing>
-          <wp:inline distT="0" distB="0" distL="0" distR="0" wp14:anchorId="2DEB4C90" wp14:editId="5B784C5F">
-            <wp:extent cx="5940425" cy="5488305"/>
-            <wp:effectExtent l="0" t="0" r="3175" b="0"/>
-            <wp:docPr id="7" name="Рисунок 7"/>
+          <wp:inline distT="0" distB="0" distL="0" distR="0" wp14:anchorId="16DAB821" wp14:editId="5FD687CD">
+            <wp:extent cx="4892464" cy="815411"/>
+            <wp:effectExtent l="0" t="0" r="3810" b="3810"/>
+            <wp:docPr id="29" name="Рисунок 29"/>
             <wp:cNvGraphicFramePr>
               <a:graphicFrameLocks xmlns:a="http://schemas.openxmlformats.org/drawingml/2006/main" noChangeAspect="1"/>
             </wp:cNvGraphicFramePr>
@@ -3150,6 +3334,48 @@
                   <pic:spPr>
                     <a:xfrm>
                       <a:off x="0" y="0"/>
+                      <a:ext cx="4892464" cy="815411"/>
+                    </a:xfrm>
+                    <a:prstGeom prst="rect">
+                      <a:avLst/>
+                    </a:prstGeom>
+                  </pic:spPr>
+                </pic:pic>
+              </a:graphicData>
+            </a:graphic>
+          </wp:inline>
+        </w:drawing>
+      </w:r>
+    </w:p>
+    <w:p>
+      <w:r>
+        <w:rPr>
+          <w:noProof/>
+        </w:rPr>
+        <w:drawing>
+          <wp:inline distT="0" distB="0" distL="0" distR="0" wp14:anchorId="2DEB4C90" wp14:editId="5B784C5F">
+            <wp:extent cx="5940425" cy="5488305"/>
+            <wp:effectExtent l="0" t="0" r="3175" b="0"/>
+            <wp:docPr id="7" name="Рисунок 7"/>
+            <wp:cNvGraphicFramePr>
+              <a:graphicFrameLocks xmlns:a="http://schemas.openxmlformats.org/drawingml/2006/main" noChangeAspect="1"/>
+            </wp:cNvGraphicFramePr>
+            <a:graphic xmlns:a="http://schemas.openxmlformats.org/drawingml/2006/main">
+              <a:graphicData uri="http://schemas.openxmlformats.org/drawingml/2006/picture">
+                <pic:pic xmlns:pic="http://schemas.openxmlformats.org/drawingml/2006/picture">
+                  <pic:nvPicPr>
+                    <pic:cNvPr id="1" name=""/>
+                    <pic:cNvPicPr/>
+                  </pic:nvPicPr>
+                  <pic:blipFill>
+                    <a:blip r:embed="rId40"/>
+                    <a:stretch>
+                      <a:fillRect/>
+                    </a:stretch>
+                  </pic:blipFill>
+                  <pic:spPr>
+                    <a:xfrm>
+                      <a:off x="0" y="0"/>
                       <a:ext cx="5940425" cy="5488305"/>
                     </a:xfrm>
                     <a:prstGeom prst="rect">
@@ -3168,6 +3394,7 @@
         <w:rPr>
           <w:noProof/>
         </w:rPr>
+        <w:lastRenderedPageBreak/>
         <w:drawing>
           <wp:inline distT="0" distB="0" distL="0" distR="0" wp14:anchorId="4ED392FB" wp14:editId="4529A636">
             <wp:extent cx="5940425" cy="2498090"/>
@@ -3184,7 +3411,7 @@
                     <pic:cNvPicPr/>
                   </pic:nvPicPr>
                   <pic:blipFill>
-                    <a:blip r:embed="rId40"/>
+                    <a:blip r:embed="rId41"/>
                     <a:stretch>
                       <a:fillRect/>
                     </a:stretch>
